--- a/api/src/backend/api/v1/report_templates/ja-JP/findings_report/Findings Report.docx
+++ b/api/src/backend/api/v1/report_templates/ja-JP/findings_report/Findings Report.docx
@@ -6,9 +6,9 @@
       <w:pPr>
         <w:jc w:val="center"/>
         <w:rPr>
-          <w:rFonts w:eastAsia="DengXian"/>
-          <w:sz w:val="52"/>
-          <w:szCs w:val="52"/>
+          <w:rFonts w:eastAsia="ＭＳ 明朝" w:ascii="ＭＳ 明朝" w:hAnsi="ＭＳ 明朝" w:cs="ＭＳ 明朝"/>
+          <w:sz w:val="21"/>
+          <w:szCs w:val="21"/>
           <w:lang w:eastAsia="zh-CN"/>
         </w:rPr>
       </w:pPr>
@@ -19,9 +19,9 @@
       <w:pPr>
         <w:jc w:val="center"/>
         <w:rPr>
-          <w:rFonts w:eastAsia="DengXian"/>
-          <w:sz w:val="52"/>
-          <w:szCs w:val="52"/>
+          <w:rFonts w:eastAsia="ＭＳ 明朝" w:ascii="ＭＳ 明朝" w:hAnsi="ＭＳ 明朝" w:cs="ＭＳ 明朝"/>
+          <w:sz w:val="21"/>
+          <w:szCs w:val="21"/>
           <w:lang w:eastAsia="zh-CN"/>
         </w:rPr>
       </w:pPr>
@@ -30,9 +30,9 @@
       <w:pPr>
         <w:jc w:val="center"/>
         <w:rPr>
-          <w:rFonts w:eastAsia="DengXian"/>
-          <w:sz w:val="52"/>
-          <w:szCs w:val="52"/>
+          <w:rFonts w:eastAsia="ＭＳ 明朝" w:ascii="ＭＳ 明朝" w:hAnsi="ＭＳ 明朝" w:cs="ＭＳ 明朝"/>
+          <w:sz w:val="21"/>
+          <w:szCs w:val="21"/>
           <w:lang w:eastAsia="zh-CN"/>
         </w:rPr>
       </w:pPr>
@@ -41,9 +41,9 @@
       <w:pPr>
         <w:jc w:val="center"/>
         <w:rPr>
-          <w:rFonts w:eastAsia="DengXian"/>
-          <w:sz w:val="52"/>
-          <w:szCs w:val="52"/>
+          <w:rFonts w:eastAsia="ＭＳ 明朝" w:ascii="ＭＳ 明朝" w:hAnsi="ＭＳ 明朝" w:cs="ＭＳ 明朝"/>
+          <w:sz w:val="21"/>
+          <w:szCs w:val="21"/>
           <w:lang w:eastAsia="zh-CN"/>
         </w:rPr>
       </w:pPr>
@@ -52,15 +52,17 @@
       <w:pPr>
         <w:jc w:val="center"/>
         <w:rPr>
-          <w:rFonts w:eastAsia="DengXian"/>
-          <w:sz w:val="52"/>
-          <w:szCs w:val="52"/>
+          <w:rFonts w:eastAsia="ＭＳ 明朝" w:ascii="ＭＳ 明朝" w:hAnsi="ＭＳ 明朝" w:cs="ＭＳ 明朝"/>
+          <w:sz w:val="28"/>
+          <w:szCs w:val="28"/>
           <w:lang w:eastAsia="zh-CN"/>
         </w:rPr>
       </w:pPr>
       <w:r>
         <w:rPr>
-          <w:rFonts w:ascii="Arial" w:hAnsi="Arial" w:eastAsia="Hiragino Sans"/>
+          <w:rFonts w:ascii="ＭＳ 明朝" w:hAnsi="ＭＳ 明朝" w:eastAsia="ＭＳ 明朝" w:cs="ＭＳ 明朝"/>
+          <w:sz w:val="28"/>
+          <w:szCs w:val="28"/>
         </w:rPr>
         <w:t>検出結果詳細レポート</w:t>
       </w:r>
@@ -69,9 +71,9 @@
       <w:pPr>
         <w:jc w:val="center"/>
         <w:rPr>
-          <w:rFonts w:eastAsia="DengXian"/>
-          <w:sz w:val="52"/>
-          <w:szCs w:val="52"/>
+          <w:rFonts w:eastAsia="ＭＳ 明朝" w:ascii="ＭＳ 明朝" w:hAnsi="ＭＳ 明朝" w:cs="ＭＳ 明朝"/>
+          <w:sz w:val="21"/>
+          <w:szCs w:val="21"/>
           <w:lang w:eastAsia="zh-CN"/>
         </w:rPr>
       </w:pPr>
@@ -81,13 +83,17 @@
         <w:pStyle w:val="FirstParagraph"/>
         <w:jc w:val="center"/>
         <w:rPr>
-          <w:rFonts w:eastAsia="DengXian" w:hint="eastAsia"/>
+          <w:rFonts w:eastAsia="ＭＳ 明朝" w:hint="eastAsia" w:ascii="ＭＳ 明朝" w:hAnsi="ＭＳ 明朝" w:cs="ＭＳ 明朝"/>
           <w:lang w:eastAsia="zh-CN"/>
+          <w:sz w:val="48"/>
+          <w:szCs w:val="48"/>
         </w:rPr>
       </w:pPr>
       <w:r>
         <w:rPr>
-          <w:rFonts w:ascii="Arial" w:hAnsi="Arial" w:eastAsia="Hiragino Sans"/>
+          <w:rFonts w:ascii="ＭＳ 明朝" w:hAnsi="ＭＳ 明朝" w:eastAsia="ＭＳ 明朝" w:cs="ＭＳ 明朝"/>
+          <w:sz w:val="48"/>
+          <w:szCs w:val="48"/>
         </w:rPr>
         <w:t>評価名: {{assessment_name}}</w:t>
       </w:r>
@@ -97,13 +103,17 @@
         <w:pStyle w:val="a0"/>
         <w:jc w:val="center"/>
         <w:rPr>
-          <w:rFonts w:eastAsia="DengXian" w:hint="eastAsia"/>
+          <w:rFonts w:eastAsia="ＭＳ 明朝" w:hint="eastAsia" w:ascii="ＭＳ 明朝" w:hAnsi="ＭＳ 明朝" w:cs="ＭＳ 明朝"/>
           <w:lang w:eastAsia="zh-CN"/>
+          <w:sz w:val="28"/>
+          <w:szCs w:val="28"/>
         </w:rPr>
       </w:pPr>
       <w:r>
         <w:rPr>
-          <w:rFonts w:ascii="Arial" w:hAnsi="Arial" w:eastAsia="Hiragino Sans"/>
+          <w:rFonts w:ascii="ＭＳ 明朝" w:hAnsi="ＭＳ 明朝" w:eastAsia="ＭＳ 明朝" w:cs="ＭＳ 明朝"/>
+          <w:sz w:val="28"/>
+          <w:szCs w:val="28"/>
         </w:rPr>
         <w:t>クラウドプロバイダー: {{cloud_provider}}</w:t>
       </w:r>
@@ -113,13 +123,17 @@
         <w:pStyle w:val="a0"/>
         <w:jc w:val="center"/>
         <w:rPr>
-          <w:rFonts w:eastAsia="DengXian" w:hint="eastAsia"/>
+          <w:rFonts w:eastAsia="ＭＳ 明朝" w:hint="eastAsia" w:ascii="ＭＳ 明朝" w:hAnsi="ＭＳ 明朝" w:cs="ＭＳ 明朝"/>
           <w:lang w:eastAsia="zh-CN"/>
+          <w:sz w:val="28"/>
+          <w:szCs w:val="28"/>
         </w:rPr>
       </w:pPr>
       <w:r>
         <w:rPr>
-          <w:rFonts w:ascii="Arial" w:hAnsi="Arial" w:eastAsia="Hiragino Sans"/>
+          <w:rFonts w:ascii="ＭＳ 明朝" w:hAnsi="ＭＳ 明朝" w:eastAsia="ＭＳ 明朝" w:cs="ＭＳ 明朝"/>
+          <w:sz w:val="28"/>
+          <w:szCs w:val="28"/>
         </w:rPr>
         <w:t>アカウント ID: {{account_id}}</w:t>
       </w:r>
@@ -129,13 +143,17 @@
         <w:pStyle w:val="a0"/>
         <w:jc w:val="center"/>
         <w:rPr>
-          <w:rFonts w:eastAsia="DengXian" w:hint="eastAsia"/>
+          <w:rFonts w:eastAsia="ＭＳ 明朝" w:hint="eastAsia" w:ascii="ＭＳ 明朝" w:hAnsi="ＭＳ 明朝" w:cs="ＭＳ 明朝"/>
           <w:lang w:eastAsia="zh-CN"/>
+          <w:sz w:val="24"/>
+          <w:szCs w:val="24"/>
         </w:rPr>
       </w:pPr>
       <w:r>
         <w:rPr>
-          <w:rFonts w:ascii="Arial" w:hAnsi="Arial" w:eastAsia="Hiragino Sans"/>
+          <w:rFonts w:ascii="ＭＳ 明朝" w:hAnsi="ＭＳ 明朝" w:eastAsia="ＭＳ 明朝" w:cs="ＭＳ 明朝"/>
+          <w:sz w:val="24"/>
+          <w:szCs w:val="24"/>
         </w:rPr>
         <w:t>評価日: {{assessment_date}}</w:t>
       </w:r>
@@ -143,13 +161,17 @@
     <w:p>
       <w:pPr>
         <w:rPr>
-          <w:rFonts w:eastAsia="DengXian"/>
+          <w:rFonts w:eastAsia="ＭＳ 明朝" w:ascii="ＭＳ 明朝" w:hAnsi="ＭＳ 明朝" w:cs="ＭＳ 明朝"/>
           <w:lang w:eastAsia="zh-CN"/>
+          <w:sz w:val="21"/>
+          <w:szCs w:val="21"/>
         </w:rPr>
       </w:pPr>
       <w:r>
         <w:rPr>
-          <w:rFonts w:ascii="Arial" w:hAnsi="Arial" w:eastAsia="Hiragino Sans"/>
+          <w:rFonts w:ascii="ＭＳ 明朝" w:hAnsi="ＭＳ 明朝" w:eastAsia="ＭＳ 明朝" w:cs="ＭＳ 明朝"/>
+          <w:sz w:val="21"/>
+          <w:szCs w:val="21"/>
         </w:rPr>
         <w:br w:type="page"/>
       </w:r>
@@ -158,10 +180,17 @@
       <w:pPr>
         <w:pStyle w:val="1"/>
         <w:spacing w:before="160" w:after="100" w:line="252" w:lineRule="auto"/>
+        <w:rPr>
+          <w:rFonts w:ascii="ＭＳ 明朝" w:hAnsi="ＭＳ 明朝" w:eastAsia="ＭＳ 明朝" w:cs="ＭＳ 明朝"/>
+          <w:sz w:val="48"/>
+          <w:szCs w:val="48"/>
+        </w:rPr>
       </w:pPr>
       <w:r>
         <w:rPr>
-          <w:rFonts w:ascii="Arial" w:hAnsi="Arial" w:eastAsia="Hiragino Sans"/>
+          <w:rFonts w:ascii="ＭＳ 明朝" w:hAnsi="ＭＳ 明朝" w:eastAsia="ＭＳ 明朝" w:cs="ＭＳ 明朝"/>
+          <w:sz w:val="48"/>
+          <w:szCs w:val="48"/>
         </w:rPr>
         <w:t>目次</w:t>
       </w:r>
@@ -174,10 +203,17 @@
         </w:tabs>
         <w:spacing w:after="40"/>
         <w:ind w:left="0"/>
+        <w:rPr>
+          <w:rFonts w:ascii="ＭＳ 明朝" w:hAnsi="ＭＳ 明朝" w:eastAsia="ＭＳ 明朝" w:cs="ＭＳ 明朝"/>
+          <w:sz w:val="24"/>
+          <w:szCs w:val="24"/>
+        </w:rPr>
       </w:pPr>
       <w:r>
         <w:rPr>
-          <w:rFonts w:ascii="Arial" w:hAnsi="Arial" w:eastAsia="Hiragino Sans"/>
+          <w:rFonts w:ascii="ＭＳ 明朝" w:hAnsi="ＭＳ 明朝" w:eastAsia="ＭＳ 明朝" w:cs="ＭＳ 明朝"/>
+          <w:sz w:val="24"/>
+          <w:szCs w:val="24"/>
         </w:rPr>
         <w:t>1. 検出結果サマリー</w:t>
         <w:tab/>
@@ -191,10 +227,17 @@
         </w:tabs>
         <w:spacing w:after="40"/>
         <w:ind w:left="255"/>
+        <w:rPr>
+          <w:rFonts w:ascii="ＭＳ 明朝" w:hAnsi="ＭＳ 明朝" w:eastAsia="ＭＳ 明朝" w:cs="ＭＳ 明朝"/>
+          <w:sz w:val="20"/>
+          <w:szCs w:val="20"/>
+        </w:rPr>
       </w:pPr>
       <w:r>
         <w:rPr>
-          <w:rFonts w:ascii="Arial" w:hAnsi="Arial" w:eastAsia="Hiragino Sans"/>
+          <w:rFonts w:ascii="ＭＳ 明朝" w:hAnsi="ＭＳ 明朝" w:eastAsia="ＭＳ 明朝" w:cs="ＭＳ 明朝"/>
+          <w:sz w:val="20"/>
+          <w:szCs w:val="20"/>
         </w:rPr>
         <w:t>1.1 検出結果統計</w:t>
         <w:tab/>
@@ -209,10 +252,17 @@
         </w:tabs>
         <w:spacing w:after="40"/>
         <w:ind w:left="0"/>
+        <w:rPr>
+          <w:rFonts w:ascii="ＭＳ 明朝" w:hAnsi="ＭＳ 明朝" w:eastAsia="ＭＳ 明朝" w:cs="ＭＳ 明朝"/>
+          <w:sz w:val="24"/>
+          <w:szCs w:val="24"/>
+        </w:rPr>
       </w:pPr>
       <w:r>
         <w:rPr>
-          <w:rFonts w:ascii="Arial" w:hAnsi="Arial" w:eastAsia="Hiragino Sans"/>
+          <w:rFonts w:ascii="ＭＳ 明朝" w:hAnsi="ＭＳ 明朝" w:eastAsia="ＭＳ 明朝" w:cs="ＭＳ 明朝"/>
+          <w:sz w:val="24"/>
+          <w:szCs w:val="24"/>
         </w:rPr>
         <w:t>2. 検出結果詳細</w:t>
         <w:tab/>
@@ -226,10 +276,17 @@
         </w:tabs>
         <w:spacing w:after="40"/>
         <w:ind w:left="255"/>
+        <w:rPr>
+          <w:rFonts w:ascii="ＭＳ 明朝" w:hAnsi="ＭＳ 明朝" w:eastAsia="ＭＳ 明朝" w:cs="ＭＳ 明朝"/>
+          <w:sz w:val="20"/>
+          <w:szCs w:val="20"/>
+        </w:rPr>
       </w:pPr>
       <w:r>
         <w:rPr>
-          <w:rFonts w:ascii="Arial" w:hAnsi="Arial" w:eastAsia="Hiragino Sans"/>
+          <w:rFonts w:ascii="ＭＳ 明朝" w:hAnsi="ＭＳ 明朝" w:eastAsia="ＭＳ 明朝" w:cs="ＭＳ 明朝"/>
+          <w:sz w:val="20"/>
+          <w:szCs w:val="20"/>
         </w:rPr>
         <w:t>2.1 検出結果 {{finding_number}}</w:t>
         <w:tab/>
@@ -243,10 +300,17 @@
         </w:tabs>
         <w:spacing w:after="40"/>
         <w:ind w:left="510"/>
+        <w:rPr>
+          <w:rFonts w:ascii="ＭＳ 明朝" w:hAnsi="ＭＳ 明朝" w:eastAsia="ＭＳ 明朝" w:cs="ＭＳ 明朝"/>
+          <w:sz w:val="24"/>
+          <w:szCs w:val="24"/>
+        </w:rPr>
       </w:pPr>
       <w:r>
         <w:rPr>
-          <w:rFonts w:ascii="Arial" w:hAnsi="Arial" w:eastAsia="Hiragino Sans"/>
+          <w:rFonts w:ascii="ＭＳ 明朝" w:hAnsi="ＭＳ 明朝" w:eastAsia="ＭＳ 明朝" w:cs="ＭＳ 明朝"/>
+          <w:sz w:val="24"/>
+          <w:szCs w:val="24"/>
         </w:rPr>
         <w:t>2.1.1 概要</w:t>
         <w:tab/>
@@ -260,10 +324,17 @@
         </w:tabs>
         <w:spacing w:after="40"/>
         <w:ind w:left="510"/>
+        <w:rPr>
+          <w:rFonts w:ascii="ＭＳ 明朝" w:hAnsi="ＭＳ 明朝" w:eastAsia="ＭＳ 明朝" w:cs="ＭＳ 明朝"/>
+          <w:sz w:val="24"/>
+          <w:szCs w:val="24"/>
+        </w:rPr>
       </w:pPr>
       <w:r>
         <w:rPr>
-          <w:rFonts w:ascii="Arial" w:hAnsi="Arial" w:eastAsia="Hiragino Sans"/>
+          <w:rFonts w:ascii="ＭＳ 明朝" w:hAnsi="ＭＳ 明朝" w:eastAsia="ＭＳ 明朝" w:cs="ＭＳ 明朝"/>
+          <w:sz w:val="24"/>
+          <w:szCs w:val="24"/>
         </w:rPr>
         <w:t>2.1.2 エグゼクティブサマリー</w:t>
         <w:tab/>
@@ -277,10 +348,17 @@
         </w:tabs>
         <w:spacing w:after="40"/>
         <w:ind w:left="510"/>
+        <w:rPr>
+          <w:rFonts w:ascii="ＭＳ 明朝" w:hAnsi="ＭＳ 明朝" w:eastAsia="ＭＳ 明朝" w:cs="ＭＳ 明朝"/>
+          <w:sz w:val="24"/>
+          <w:szCs w:val="24"/>
+        </w:rPr>
       </w:pPr>
       <w:r>
         <w:rPr>
-          <w:rFonts w:ascii="Arial" w:hAnsi="Arial" w:eastAsia="Hiragino Sans"/>
+          <w:rFonts w:ascii="ＭＳ 明朝" w:hAnsi="ＭＳ 明朝" w:eastAsia="ＭＳ 明朝" w:cs="ＭＳ 明朝"/>
+          <w:sz w:val="24"/>
+          <w:szCs w:val="24"/>
         </w:rPr>
         <w:t>2.1.3 影響リソース</w:t>
         <w:tab/>
@@ -294,10 +372,17 @@
         </w:tabs>
         <w:spacing w:after="40"/>
         <w:ind w:left="510"/>
+        <w:rPr>
+          <w:rFonts w:ascii="ＭＳ 明朝" w:hAnsi="ＭＳ 明朝" w:eastAsia="ＭＳ 明朝" w:cs="ＭＳ 明朝"/>
+          <w:sz w:val="24"/>
+          <w:szCs w:val="24"/>
+        </w:rPr>
       </w:pPr>
       <w:r>
         <w:rPr>
-          <w:rFonts w:ascii="Arial" w:hAnsi="Arial" w:eastAsia="Hiragino Sans"/>
+          <w:rFonts w:ascii="ＭＳ 明朝" w:hAnsi="ＭＳ 明朝" w:eastAsia="ＭＳ 明朝" w:cs="ＭＳ 明朝"/>
+          <w:sz w:val="24"/>
+          <w:szCs w:val="24"/>
         </w:rPr>
         <w:t>2.1.4 修復ガイダンス</w:t>
         <w:tab/>
@@ -311,10 +396,17 @@
         </w:tabs>
         <w:spacing w:after="40"/>
         <w:ind w:left="510"/>
+        <w:rPr>
+          <w:rFonts w:ascii="ＭＳ 明朝" w:hAnsi="ＭＳ 明朝" w:eastAsia="ＭＳ 明朝" w:cs="ＭＳ 明朝"/>
+          <w:sz w:val="24"/>
+          <w:szCs w:val="24"/>
+        </w:rPr>
       </w:pPr>
       <w:r>
         <w:rPr>
-          <w:rFonts w:ascii="Arial" w:hAnsi="Arial" w:eastAsia="Hiragino Sans"/>
+          <w:rFonts w:ascii="ＭＳ 明朝" w:hAnsi="ＭＳ 明朝" w:eastAsia="ＭＳ 明朝" w:cs="ＭＳ 明朝"/>
+          <w:sz w:val="24"/>
+          <w:szCs w:val="24"/>
         </w:rPr>
         <w:t>2.1.5 参考資料</w:t>
         <w:tab/>
@@ -329,10 +421,17 @@
         </w:tabs>
         <w:spacing w:after="40"/>
         <w:ind w:left="0"/>
+        <w:rPr>
+          <w:rFonts w:ascii="ＭＳ 明朝" w:hAnsi="ＭＳ 明朝" w:eastAsia="ＭＳ 明朝" w:cs="ＭＳ 明朝"/>
+          <w:sz w:val="24"/>
+          <w:szCs w:val="24"/>
+        </w:rPr>
       </w:pPr>
       <w:r>
         <w:rPr>
-          <w:rFonts w:ascii="Arial" w:hAnsi="Arial" w:eastAsia="Hiragino Sans"/>
+          <w:rFonts w:ascii="ＭＳ 明朝" w:hAnsi="ＭＳ 明朝" w:eastAsia="ＭＳ 明朝" w:cs="ＭＳ 明朝"/>
+          <w:sz w:val="24"/>
+          <w:szCs w:val="24"/>
         </w:rPr>
         <w:t>付録 A. 重大度定義</w:t>
         <w:tab/>
@@ -340,9 +439,18 @@
       </w:r>
     </w:p>
     <w:p>
+      <w:pPr>
+        <w:rPr>
+          <w:rFonts w:ascii="ＭＳ 明朝" w:hAnsi="ＭＳ 明朝" w:eastAsia="ＭＳ 明朝" w:cs="ＭＳ 明朝"/>
+          <w:sz w:val="21"/>
+          <w:szCs w:val="21"/>
+        </w:rPr>
+      </w:pPr>
       <w:r>
         <w:rPr>
-          <w:rFonts w:ascii="Arial" w:hAnsi="Arial" w:eastAsia="Hiragino Sans"/>
+          <w:rFonts w:ascii="ＭＳ 明朝" w:hAnsi="ＭＳ 明朝" w:eastAsia="ＭＳ 明朝" w:cs="ＭＳ 明朝"/>
+          <w:sz w:val="21"/>
+          <w:szCs w:val="21"/>
         </w:rPr>
         <w:br w:type="page"/>
       </w:r>
@@ -354,10 +462,17 @@
           <w:tab w:pos="9071" w:val="right" w:leader="dot"/>
         </w:tabs>
         <w:spacing w:before="160" w:after="100" w:line="252" w:lineRule="auto"/>
+        <w:rPr>
+          <w:rFonts w:ascii="ＭＳ 明朝" w:hAnsi="ＭＳ 明朝" w:eastAsia="ＭＳ 明朝" w:cs="ＭＳ 明朝"/>
+          <w:sz w:val="36"/>
+          <w:szCs w:val="36"/>
+        </w:rPr>
       </w:pPr>
       <w:r>
         <w:rPr>
-          <w:rFonts w:ascii="Arial" w:hAnsi="Arial" w:eastAsia="Hiragino Sans"/>
+          <w:rFonts w:ascii="ＭＳ 明朝" w:hAnsi="ＭＳ 明朝" w:eastAsia="ＭＳ 明朝" w:cs="ＭＳ 明朝"/>
+          <w:sz w:val="36"/>
+          <w:szCs w:val="36"/>
         </w:rPr>
         <w:t>1. 検出結果サマリー</w:t>
       </w:r>
@@ -366,10 +481,17 @@
       <w:pPr>
         <w:pStyle w:val="2"/>
         <w:spacing w:before="160" w:after="100" w:line="252" w:lineRule="auto"/>
+        <w:rPr>
+          <w:rFonts w:ascii="ＭＳ 明朝" w:hAnsi="ＭＳ 明朝" w:eastAsia="ＭＳ 明朝" w:cs="ＭＳ 明朝"/>
+          <w:sz w:val="28"/>
+          <w:szCs w:val="28"/>
+        </w:rPr>
       </w:pPr>
       <w:r>
         <w:rPr>
-          <w:rFonts w:ascii="Arial" w:hAnsi="Arial" w:eastAsia="Hiragino Sans"/>
+          <w:rFonts w:ascii="ＭＳ 明朝" w:hAnsi="ＭＳ 明朝" w:eastAsia="ＭＳ 明朝" w:cs="ＭＳ 明朝"/>
+          <w:sz w:val="28"/>
+          <w:szCs w:val="28"/>
         </w:rPr>
         <w:t>1.1 検出結果統計</w:t>
       </w:r>
@@ -380,10 +502,17 @@
         <w:spacing w:before="120" w:after="120"/>
         <w:ind w:left="0" w:firstLine="0"/>
         <w:jc w:val="center"/>
+        <w:rPr>
+          <w:rFonts w:ascii="ＭＳ 明朝" w:hAnsi="ＭＳ 明朝" w:eastAsia="ＭＳ 明朝" w:cs="ＭＳ 明朝"/>
+          <w:sz w:val="21"/>
+          <w:szCs w:val="21"/>
+        </w:rPr>
       </w:pPr>
       <w:r>
         <w:rPr>
-          <w:rFonts w:ascii="Arial" w:hAnsi="Arial" w:eastAsia="Hiragino Sans"/>
+          <w:rFonts w:ascii="ＭＳ 明朝" w:hAnsi="ＭＳ 明朝" w:eastAsia="ＭＳ 明朝" w:cs="ＭＳ 明朝"/>
+          <w:sz w:val="21"/>
+          <w:szCs w:val="21"/>
         </w:rPr>
         <w:t>表 1-1 検出結果サマリー</w:t>
       </w:r>
@@ -433,10 +562,17 @@
             <w:pPr>
               <w:pStyle w:val="Compact"/>
               <w:spacing w:before="0" w:after="0" w:line="252" w:lineRule="auto"/>
+              <w:rPr>
+                <w:rFonts w:ascii="ＭＳ 明朝" w:hAnsi="ＭＳ 明朝" w:eastAsia="ＭＳ 明朝" w:cs="ＭＳ 明朝"/>
+                <w:sz w:val="21"/>
+                <w:szCs w:val="21"/>
+              </w:rPr>
             </w:pPr>
             <w:r>
               <w:rPr>
-                <w:rFonts w:ascii="Arial" w:hAnsi="Arial" w:eastAsia="Hiragino Sans"/>
+                <w:rFonts w:ascii="ＭＳ 明朝" w:hAnsi="ＭＳ 明朝" w:eastAsia="ＭＳ 明朝" w:cs="ＭＳ 明朝"/>
+                <w:sz w:val="21"/>
+                <w:szCs w:val="21"/>
               </w:rPr>
               <w:t>重大度</w:t>
             </w:r>
@@ -461,10 +597,17 @@
             <w:pPr>
               <w:pStyle w:val="Compact"/>
               <w:spacing w:before="0" w:after="0" w:line="252" w:lineRule="auto"/>
+              <w:rPr>
+                <w:rFonts w:ascii="ＭＳ 明朝" w:hAnsi="ＭＳ 明朝" w:eastAsia="ＭＳ 明朝" w:cs="ＭＳ 明朝"/>
+                <w:sz w:val="21"/>
+                <w:szCs w:val="21"/>
+              </w:rPr>
             </w:pPr>
             <w:r>
               <w:rPr>
-                <w:rFonts w:ascii="Arial" w:hAnsi="Arial" w:eastAsia="Hiragino Sans"/>
+                <w:rFonts w:ascii="ＭＳ 明朝" w:hAnsi="ＭＳ 明朝" w:eastAsia="ＭＳ 明朝" w:cs="ＭＳ 明朝"/>
+                <w:sz w:val="21"/>
+                <w:szCs w:val="21"/>
               </w:rPr>
               <w:t>件数</w:t>
             </w:r>
@@ -487,10 +630,17 @@
             <w:pPr>
               <w:pStyle w:val="Compact"/>
               <w:spacing w:before="0" w:after="0" w:line="252" w:lineRule="auto"/>
+              <w:rPr>
+                <w:rFonts w:ascii="ＭＳ 明朝" w:hAnsi="ＭＳ 明朝" w:eastAsia="ＭＳ 明朝" w:cs="ＭＳ 明朝"/>
+                <w:sz w:val="21"/>
+                <w:szCs w:val="21"/>
+              </w:rPr>
             </w:pPr>
             <w:r>
               <w:rPr>
-                <w:rFonts w:ascii="Arial" w:hAnsi="Arial" w:eastAsia="Hiragino Sans"/>
+                <w:rFonts w:ascii="ＭＳ 明朝" w:hAnsi="ＭＳ 明朝" w:eastAsia="ＭＳ 明朝" w:cs="ＭＳ 明朝"/>
+                <w:sz w:val="21"/>
+                <w:szCs w:val="21"/>
               </w:rPr>
               <w:t>重大</w:t>
             </w:r>
@@ -512,15 +662,18 @@
               <w:pStyle w:val="Compact"/>
               <w:spacing w:before="0" w:after="0" w:line="252" w:lineRule="auto"/>
               <w:rPr>
-                <w:rFonts w:eastAsia="DengXian" w:hint="eastAsia"/>
+                <w:rFonts w:eastAsia="ＭＳ 明朝" w:hint="eastAsia" w:ascii="ＭＳ 明朝" w:hAnsi="ＭＳ 明朝" w:cs="ＭＳ 明朝"/>
                 <w:lang w:eastAsia="zh-CN"/>
+                <w:sz w:val="21"/>
+                <w:szCs w:val="21"/>
               </w:rPr>
             </w:pPr>
             <w:r>
               <w:rPr>
-                <w:rFonts w:eastAsia="Hiragino Sans" w:hint="eastAsia" w:ascii="Arial" w:hAnsi="Arial"/>
-                <w:sz w:val="18"/>
+                <w:rFonts w:eastAsia="ＭＳ 明朝" w:hint="eastAsia" w:ascii="ＭＳ 明朝" w:hAnsi="ＭＳ 明朝" w:cs="ＭＳ 明朝"/>
+                <w:sz w:val="21"/>
                 <w:lang w:eastAsia="zh-CN"/>
+                <w:szCs w:val="21"/>
               </w:rPr>
               <w:t>0</w:t>
             </w:r>
@@ -543,10 +696,17 @@
             <w:pPr>
               <w:pStyle w:val="Compact"/>
               <w:spacing w:before="0" w:after="0" w:line="252" w:lineRule="auto"/>
+              <w:rPr>
+                <w:rFonts w:ascii="ＭＳ 明朝" w:hAnsi="ＭＳ 明朝" w:eastAsia="ＭＳ 明朝" w:cs="ＭＳ 明朝"/>
+                <w:sz w:val="21"/>
+                <w:szCs w:val="21"/>
+              </w:rPr>
             </w:pPr>
             <w:r>
               <w:rPr>
-                <w:rFonts w:ascii="Arial" w:hAnsi="Arial" w:eastAsia="Hiragino Sans"/>
+                <w:rFonts w:ascii="ＭＳ 明朝" w:hAnsi="ＭＳ 明朝" w:eastAsia="ＭＳ 明朝" w:cs="ＭＳ 明朝"/>
+                <w:sz w:val="21"/>
+                <w:szCs w:val="21"/>
               </w:rPr>
               <w:t>高</w:t>
             </w:r>
@@ -568,15 +728,18 @@
               <w:pStyle w:val="Compact"/>
               <w:spacing w:before="0" w:after="0" w:line="252" w:lineRule="auto"/>
               <w:rPr>
-                <w:rFonts w:eastAsia="DengXian" w:hint="eastAsia"/>
+                <w:rFonts w:eastAsia="ＭＳ 明朝" w:hint="eastAsia" w:ascii="ＭＳ 明朝" w:hAnsi="ＭＳ 明朝" w:cs="ＭＳ 明朝"/>
                 <w:lang w:eastAsia="zh-CN"/>
+                <w:sz w:val="21"/>
+                <w:szCs w:val="21"/>
               </w:rPr>
             </w:pPr>
             <w:r>
               <w:rPr>
-                <w:rFonts w:eastAsia="Hiragino Sans" w:hint="eastAsia" w:ascii="Arial" w:hAnsi="Arial"/>
-                <w:sz w:val="18"/>
+                <w:rFonts w:eastAsia="ＭＳ 明朝" w:hint="eastAsia" w:ascii="ＭＳ 明朝" w:hAnsi="ＭＳ 明朝" w:cs="ＭＳ 明朝"/>
+                <w:sz w:val="21"/>
                 <w:lang w:eastAsia="zh-CN"/>
+                <w:szCs w:val="21"/>
               </w:rPr>
               <w:t>2</w:t>
             </w:r>
@@ -599,10 +762,17 @@
             <w:pPr>
               <w:pStyle w:val="Compact"/>
               <w:spacing w:before="0" w:after="0" w:line="252" w:lineRule="auto"/>
+              <w:rPr>
+                <w:rFonts w:ascii="ＭＳ 明朝" w:hAnsi="ＭＳ 明朝" w:eastAsia="ＭＳ 明朝" w:cs="ＭＳ 明朝"/>
+                <w:sz w:val="21"/>
+                <w:szCs w:val="21"/>
+              </w:rPr>
             </w:pPr>
             <w:r>
               <w:rPr>
-                <w:rFonts w:ascii="Arial" w:hAnsi="Arial" w:eastAsia="Hiragino Sans"/>
+                <w:rFonts w:ascii="ＭＳ 明朝" w:hAnsi="ＭＳ 明朝" w:eastAsia="ＭＳ 明朝" w:cs="ＭＳ 明朝"/>
+                <w:sz w:val="21"/>
+                <w:szCs w:val="21"/>
               </w:rPr>
               <w:t>中</w:t>
             </w:r>
@@ -624,15 +794,18 @@
               <w:pStyle w:val="Compact"/>
               <w:spacing w:before="0" w:after="0" w:line="252" w:lineRule="auto"/>
               <w:rPr>
-                <w:rFonts w:eastAsia="DengXian" w:hint="eastAsia"/>
+                <w:rFonts w:eastAsia="ＭＳ 明朝" w:hint="eastAsia" w:ascii="ＭＳ 明朝" w:hAnsi="ＭＳ 明朝" w:cs="ＭＳ 明朝"/>
                 <w:lang w:eastAsia="zh-CN"/>
+                <w:sz w:val="21"/>
+                <w:szCs w:val="21"/>
               </w:rPr>
             </w:pPr>
             <w:r>
               <w:rPr>
-                <w:rFonts w:eastAsia="Hiragino Sans" w:hint="eastAsia" w:ascii="Arial" w:hAnsi="Arial"/>
-                <w:sz w:val="18"/>
+                <w:rFonts w:eastAsia="ＭＳ 明朝" w:hint="eastAsia" w:ascii="ＭＳ 明朝" w:hAnsi="ＭＳ 明朝" w:cs="ＭＳ 明朝"/>
+                <w:sz w:val="21"/>
                 <w:lang w:eastAsia="zh-CN"/>
+                <w:szCs w:val="21"/>
               </w:rPr>
               <w:t>0</w:t>
             </w:r>
@@ -655,10 +828,17 @@
             <w:pPr>
               <w:pStyle w:val="Compact"/>
               <w:spacing w:before="0" w:after="0" w:line="252" w:lineRule="auto"/>
+              <w:rPr>
+                <w:rFonts w:ascii="ＭＳ 明朝" w:hAnsi="ＭＳ 明朝" w:eastAsia="ＭＳ 明朝" w:cs="ＭＳ 明朝"/>
+                <w:sz w:val="21"/>
+                <w:szCs w:val="21"/>
+              </w:rPr>
             </w:pPr>
             <w:r>
               <w:rPr>
-                <w:rFonts w:ascii="Arial" w:hAnsi="Arial" w:eastAsia="Hiragino Sans"/>
+                <w:rFonts w:ascii="ＭＳ 明朝" w:hAnsi="ＭＳ 明朝" w:eastAsia="ＭＳ 明朝" w:cs="ＭＳ 明朝"/>
+                <w:sz w:val="21"/>
+                <w:szCs w:val="21"/>
               </w:rPr>
               <w:t>低</w:t>
             </w:r>
@@ -680,15 +860,18 @@
               <w:pStyle w:val="Compact"/>
               <w:spacing w:before="0" w:after="0" w:line="252" w:lineRule="auto"/>
               <w:rPr>
-                <w:rFonts w:eastAsia="DengXian" w:hint="eastAsia"/>
+                <w:rFonts w:eastAsia="ＭＳ 明朝" w:hint="eastAsia" w:ascii="ＭＳ 明朝" w:hAnsi="ＭＳ 明朝" w:cs="ＭＳ 明朝"/>
                 <w:lang w:eastAsia="zh-CN"/>
+                <w:sz w:val="21"/>
+                <w:szCs w:val="21"/>
               </w:rPr>
             </w:pPr>
             <w:r>
               <w:rPr>
-                <w:rFonts w:eastAsia="Hiragino Sans" w:hint="eastAsia" w:ascii="Arial" w:hAnsi="Arial"/>
-                <w:sz w:val="18"/>
+                <w:rFonts w:eastAsia="ＭＳ 明朝" w:hint="eastAsia" w:ascii="ＭＳ 明朝" w:hAnsi="ＭＳ 明朝" w:cs="ＭＳ 明朝"/>
+                <w:sz w:val="21"/>
                 <w:lang w:eastAsia="zh-CN"/>
+                <w:szCs w:val="21"/>
               </w:rPr>
               <w:t>0</w:t>
             </w:r>
@@ -704,14 +887,17 @@
         <w:jc w:val="center"/>
         <w:rPr>
           <w:rStyle w:val="VerbatimChar"/>
-          <w:rFonts w:asciiTheme="minorHAnsi" w:eastAsia="DengXian" w:hAnsiTheme="minorHAnsi" w:hint="eastAsia"/>
-          <w:sz w:val="24"/>
+          <w:rFonts w:eastAsia="ＭＳ 明朝" w:hint="eastAsia" w:ascii="ＭＳ 明朝" w:hAnsi="ＭＳ 明朝" w:cs="ＭＳ 明朝"/>
+          <w:sz w:val="21"/>
           <w:lang w:eastAsia="zh-CN"/>
+          <w:szCs w:val="21"/>
         </w:rPr>
       </w:pPr>
       <w:r>
         <w:rPr>
-          <w:rFonts w:ascii="Arial" w:hAnsi="Arial" w:eastAsia="Hiragino Sans"/>
+          <w:rFonts w:ascii="ＭＳ 明朝" w:hAnsi="ＭＳ 明朝" w:eastAsia="ＭＳ 明朝" w:cs="ＭＳ 明朝"/>
+          <w:sz w:val="21"/>
+          <w:szCs w:val="21"/>
         </w:rPr>
         <w:t>図 1-1 検出結果分布</w:t>
       </w:r>
@@ -721,15 +907,19 @@
         <w:pStyle w:val="SourceCode"/>
         <w:jc w:val="center"/>
         <w:rPr>
-          <w:rFonts w:eastAsia="DengXian" w:hint="eastAsia"/>
+          <w:rFonts w:eastAsia="ＭＳ 明朝" w:hint="eastAsia" w:ascii="ＭＳ 明朝" w:hAnsi="ＭＳ 明朝" w:cs="ＭＳ 明朝"/>
           <w:lang w:eastAsia="zh-CN"/>
+          <w:sz w:val="21"/>
+          <w:szCs w:val="21"/>
         </w:rPr>
       </w:pPr>
       <w:r>
         <w:rPr>
-          <w:rFonts w:eastAsia="Hiragino Sans" w:hint="eastAsia" w:ascii="Arial" w:hAnsi="Arial"/>
+          <w:rFonts w:eastAsia="ＭＳ 明朝" w:hint="eastAsia" w:ascii="ＭＳ 明朝" w:hAnsi="ＭＳ 明朝" w:cs="ＭＳ 明朝"/>
           <w:noProof/>
           <w:lang w:eastAsia="zh-CN"/>
+          <w:sz w:val="21"/>
+          <w:szCs w:val="21"/>
         </w:rPr>
         <w:drawing>
           <wp:inline distT="0" distB="0" distL="0" distR="0" wp14:anchorId="14C1F6AF" wp14:editId="26D89C61">
@@ -754,13 +944,17 @@
         </w:tabs>
         <w:spacing w:before="160" w:after="100" w:line="252" w:lineRule="auto"/>
         <w:rPr>
-          <w:rFonts w:eastAsia="DengXian" w:hint="eastAsia"/>
+          <w:rFonts w:eastAsia="ＭＳ 明朝" w:hint="eastAsia" w:ascii="ＭＳ 明朝" w:hAnsi="ＭＳ 明朝" w:cs="ＭＳ 明朝"/>
           <w:lang w:eastAsia="zh-CN"/>
+          <w:sz w:val="36"/>
+          <w:szCs w:val="36"/>
         </w:rPr>
       </w:pPr>
       <w:r>
         <w:rPr>
-          <w:rFonts w:ascii="Arial" w:hAnsi="Arial" w:eastAsia="Hiragino Sans"/>
+          <w:rFonts w:ascii="ＭＳ 明朝" w:hAnsi="ＭＳ 明朝" w:eastAsia="ＭＳ 明朝" w:cs="ＭＳ 明朝"/>
+          <w:sz w:val="36"/>
+          <w:szCs w:val="36"/>
         </w:rPr>
         <w:t>2. 検出結果詳細</w:t>
       </w:r>
@@ -769,10 +963,17 @@
       <w:pPr>
         <w:pStyle w:val="2"/>
         <w:spacing w:before="160" w:after="100" w:line="252" w:lineRule="auto"/>
+        <w:rPr>
+          <w:rFonts w:ascii="ＭＳ 明朝" w:hAnsi="ＭＳ 明朝" w:eastAsia="ＭＳ 明朝" w:cs="ＭＳ 明朝"/>
+          <w:sz w:val="28"/>
+          <w:szCs w:val="28"/>
+        </w:rPr>
       </w:pPr>
       <w:r>
         <w:rPr>
-          <w:rFonts w:ascii="Arial" w:hAnsi="Arial" w:eastAsia="Hiragino Sans"/>
+          <w:rFonts w:ascii="ＭＳ 明朝" w:hAnsi="ＭＳ 明朝" w:eastAsia="ＭＳ 明朝" w:cs="ＭＳ 明朝"/>
+          <w:sz w:val="28"/>
+          <w:szCs w:val="28"/>
         </w:rPr>
         <w:t>2.1 検出結果 {{finding_number}}</w:t>
       </w:r>
@@ -781,10 +982,17 @@
       <w:pPr>
         <w:pStyle w:val="3"/>
         <w:spacing w:before="160" w:after="100" w:line="252" w:lineRule="auto"/>
+        <w:rPr>
+          <w:rFonts w:ascii="ＭＳ 明朝" w:hAnsi="ＭＳ 明朝" w:eastAsia="ＭＳ 明朝" w:cs="ＭＳ 明朝"/>
+          <w:sz w:val="24"/>
+          <w:szCs w:val="24"/>
+        </w:rPr>
       </w:pPr>
       <w:r>
         <w:rPr>
-          <w:rFonts w:ascii="Arial" w:hAnsi="Arial" w:eastAsia="Hiragino Sans"/>
+          <w:rFonts w:ascii="ＭＳ 明朝" w:hAnsi="ＭＳ 明朝" w:eastAsia="ＭＳ 明朝" w:cs="ＭＳ 明朝"/>
+          <w:sz w:val="24"/>
+          <w:szCs w:val="24"/>
         </w:rPr>
         <w:t>2.1.1 概要</w:t>
       </w:r>
@@ -795,10 +1003,17 @@
         <w:spacing w:before="120" w:after="120"/>
         <w:ind w:left="0" w:firstLine="0"/>
         <w:jc w:val="center"/>
+        <w:rPr>
+          <w:rFonts w:ascii="ＭＳ 明朝" w:hAnsi="ＭＳ 明朝" w:eastAsia="ＭＳ 明朝" w:cs="ＭＳ 明朝"/>
+          <w:sz w:val="21"/>
+          <w:szCs w:val="21"/>
+        </w:rPr>
       </w:pPr>
       <w:r>
         <w:rPr>
-          <w:rFonts w:ascii="Arial" w:hAnsi="Arial" w:eastAsia="Hiragino Sans"/>
+          <w:rFonts w:ascii="ＭＳ 明朝" w:hAnsi="ＭＳ 明朝" w:eastAsia="ＭＳ 明朝" w:cs="ＭＳ 明朝"/>
+          <w:sz w:val="21"/>
+          <w:szCs w:val="21"/>
         </w:rPr>
         <w:t>表 2-1 検出結果概要</w:t>
       </w:r>
@@ -848,10 +1063,17 @@
             <w:pPr>
               <w:pStyle w:val="Compact"/>
               <w:spacing w:before="0" w:after="0" w:line="252" w:lineRule="auto"/>
+              <w:rPr>
+                <w:rFonts w:ascii="ＭＳ 明朝" w:hAnsi="ＭＳ 明朝" w:eastAsia="ＭＳ 明朝" w:cs="ＭＳ 明朝"/>
+                <w:sz w:val="21"/>
+                <w:szCs w:val="21"/>
+              </w:rPr>
             </w:pPr>
             <w:r>
               <w:rPr>
-                <w:rFonts w:ascii="Arial" w:hAnsi="Arial" w:eastAsia="Hiragino Sans"/>
+                <w:rFonts w:ascii="ＭＳ 明朝" w:hAnsi="ＭＳ 明朝" w:eastAsia="ＭＳ 明朝" w:cs="ＭＳ 明朝"/>
+                <w:sz w:val="21"/>
+                <w:szCs w:val="21"/>
               </w:rPr>
               <w:t>項目</w:t>
             </w:r>
@@ -876,10 +1098,17 @@
             <w:pPr>
               <w:pStyle w:val="Compact"/>
               <w:spacing w:before="0" w:after="0" w:line="252" w:lineRule="auto"/>
+              <w:rPr>
+                <w:rFonts w:ascii="ＭＳ 明朝" w:hAnsi="ＭＳ 明朝" w:eastAsia="ＭＳ 明朝" w:cs="ＭＳ 明朝"/>
+                <w:sz w:val="21"/>
+                <w:szCs w:val="21"/>
+              </w:rPr>
             </w:pPr>
             <w:r>
               <w:rPr>
-                <w:rFonts w:ascii="Arial" w:hAnsi="Arial" w:eastAsia="Hiragino Sans"/>
+                <w:rFonts w:ascii="ＭＳ 明朝" w:hAnsi="ＭＳ 明朝" w:eastAsia="ＭＳ 明朝" w:cs="ＭＳ 明朝"/>
+                <w:sz w:val="21"/>
+                <w:szCs w:val="21"/>
               </w:rPr>
               <w:t>値</w:t>
             </w:r>
@@ -902,10 +1131,17 @@
             <w:pPr>
               <w:pStyle w:val="Compact"/>
               <w:spacing w:before="0" w:after="0" w:line="252" w:lineRule="auto"/>
+              <w:rPr>
+                <w:rFonts w:ascii="ＭＳ 明朝" w:hAnsi="ＭＳ 明朝" w:eastAsia="ＭＳ 明朝" w:cs="ＭＳ 明朝"/>
+                <w:sz w:val="21"/>
+                <w:szCs w:val="21"/>
+              </w:rPr>
             </w:pPr>
             <w:r>
               <w:rPr>
-                <w:rFonts w:ascii="Arial" w:hAnsi="Arial" w:eastAsia="Hiragino Sans"/>
+                <w:rFonts w:ascii="ＭＳ 明朝" w:hAnsi="ＭＳ 明朝" w:eastAsia="ＭＳ 明朝" w:cs="ＭＳ 明朝"/>
+                <w:sz w:val="21"/>
+                <w:szCs w:val="21"/>
               </w:rPr>
               <w:t>検出 ID</w:t>
             </w:r>
@@ -926,11 +1162,17 @@
             <w:pPr>
               <w:pStyle w:val="Compact"/>
               <w:spacing w:before="0" w:after="0" w:line="252" w:lineRule="auto"/>
+              <w:rPr>
+                <w:rFonts w:ascii="ＭＳ 明朝" w:hAnsi="ＭＳ 明朝" w:eastAsia="ＭＳ 明朝" w:cs="ＭＳ 明朝"/>
+                <w:sz w:val="21"/>
+                <w:szCs w:val="21"/>
+              </w:rPr>
             </w:pPr>
             <w:r>
               <w:rPr>
-                <w:rFonts w:ascii="Arial" w:hAnsi="Arial" w:eastAsia="Hiragino Sans"/>
-                <w:sz w:val="18"/>
+                <w:rFonts w:ascii="ＭＳ 明朝" w:hAnsi="ＭＳ 明朝" w:eastAsia="ＭＳ 明朝" w:cs="ＭＳ 明朝"/>
+                <w:sz w:val="21"/>
+                <w:szCs w:val="21"/>
               </w:rPr>
               <w:t>F-001</w:t>
             </w:r>
@@ -953,10 +1195,17 @@
             <w:pPr>
               <w:pStyle w:val="Compact"/>
               <w:spacing w:before="0" w:after="0" w:line="252" w:lineRule="auto"/>
+              <w:rPr>
+                <w:rFonts w:ascii="ＭＳ 明朝" w:hAnsi="ＭＳ 明朝" w:eastAsia="ＭＳ 明朝" w:cs="ＭＳ 明朝"/>
+                <w:sz w:val="21"/>
+                <w:szCs w:val="21"/>
+              </w:rPr>
             </w:pPr>
             <w:r>
               <w:rPr>
-                <w:rFonts w:ascii="Arial" w:hAnsi="Arial" w:eastAsia="Hiragino Sans"/>
+                <w:rFonts w:ascii="ＭＳ 明朝" w:hAnsi="ＭＳ 明朝" w:eastAsia="ＭＳ 明朝" w:cs="ＭＳ 明朝"/>
+                <w:sz w:val="21"/>
+                <w:szCs w:val="21"/>
               </w:rPr>
               <w:t>チェック ID</w:t>
             </w:r>
@@ -977,12 +1226,18 @@
             <w:pPr>
               <w:pStyle w:val="Compact"/>
               <w:spacing w:before="0" w:after="0" w:line="252" w:lineRule="auto"/>
+              <w:rPr>
+                <w:rFonts w:ascii="ＭＳ 明朝" w:hAnsi="ＭＳ 明朝" w:eastAsia="ＭＳ 明朝" w:cs="ＭＳ 明朝"/>
+                <w:sz w:val="21"/>
+                <w:szCs w:val="21"/>
+              </w:rPr>
             </w:pPr>
             <w:proofErr w:type="spellStart"/>
             <w:r>
               <w:rPr>
-                <w:rFonts w:ascii="Arial" w:hAnsi="Arial" w:eastAsia="Hiragino Sans"/>
-                <w:sz w:val="18"/>
+                <w:rFonts w:ascii="ＭＳ 明朝" w:hAnsi="ＭＳ 明朝" w:eastAsia="ＭＳ 明朝" w:cs="ＭＳ 明朝"/>
+                <w:sz w:val="21"/>
+                <w:szCs w:val="21"/>
               </w:rPr>
               <w:t>cloudtrail_multi_region_enabled</w:t>
             </w:r>
@@ -1006,10 +1261,17 @@
             <w:pPr>
               <w:pStyle w:val="Compact"/>
               <w:spacing w:before="0" w:after="0" w:line="252" w:lineRule="auto"/>
+              <w:rPr>
+                <w:rFonts w:ascii="ＭＳ 明朝" w:hAnsi="ＭＳ 明朝" w:eastAsia="ＭＳ 明朝" w:cs="ＭＳ 明朝"/>
+                <w:sz w:val="21"/>
+                <w:szCs w:val="21"/>
+              </w:rPr>
             </w:pPr>
             <w:r>
               <w:rPr>
-                <w:rFonts w:ascii="Arial" w:hAnsi="Arial" w:eastAsia="Hiragino Sans"/>
+                <w:rFonts w:ascii="ＭＳ 明朝" w:hAnsi="ＭＳ 明朝" w:eastAsia="ＭＳ 明朝" w:cs="ＭＳ 明朝"/>
+                <w:sz w:val="21"/>
+                <w:szCs w:val="21"/>
               </w:rPr>
               <w:t>チェックタイトル</w:t>
             </w:r>
@@ -1030,11 +1292,17 @@
             <w:pPr>
               <w:pStyle w:val="Compact"/>
               <w:spacing w:before="0" w:after="0" w:line="252" w:lineRule="auto"/>
+              <w:rPr>
+                <w:rFonts w:ascii="ＭＳ 明朝" w:hAnsi="ＭＳ 明朝" w:eastAsia="ＭＳ 明朝" w:cs="ＭＳ 明朝"/>
+                <w:sz w:val="21"/>
+                <w:szCs w:val="21"/>
+              </w:rPr>
             </w:pPr>
             <w:r>
               <w:rPr>
-                <w:rFonts w:ascii="Arial" w:hAnsi="Arial" w:eastAsia="Hiragino Sans"/>
-                <w:sz w:val="18"/>
+                <w:rFonts w:ascii="ＭＳ 明朝" w:hAnsi="ＭＳ 明朝" w:eastAsia="ＭＳ 明朝" w:cs="ＭＳ 明朝"/>
+                <w:sz w:val="21"/>
+                <w:szCs w:val="21"/>
               </w:rPr>
               <w:t>CloudTrail Multi-Region Logging Disabled</w:t>
             </w:r>
@@ -1057,10 +1325,17 @@
             <w:pPr>
               <w:pStyle w:val="Compact"/>
               <w:spacing w:before="0" w:after="0" w:line="252" w:lineRule="auto"/>
+              <w:rPr>
+                <w:rFonts w:ascii="ＭＳ 明朝" w:hAnsi="ＭＳ 明朝" w:eastAsia="ＭＳ 明朝" w:cs="ＭＳ 明朝"/>
+                <w:sz w:val="21"/>
+                <w:szCs w:val="21"/>
+              </w:rPr>
             </w:pPr>
             <w:r>
               <w:rPr>
-                <w:rFonts w:ascii="Arial" w:hAnsi="Arial" w:eastAsia="Hiragino Sans"/>
+                <w:rFonts w:ascii="ＭＳ 明朝" w:hAnsi="ＭＳ 明朝" w:eastAsia="ＭＳ 明朝" w:cs="ＭＳ 明朝"/>
+                <w:sz w:val="21"/>
+                <w:szCs w:val="21"/>
               </w:rPr>
               <w:t>重大度</w:t>
             </w:r>
@@ -1081,10 +1356,17 @@
             <w:pPr>
               <w:pStyle w:val="Compact"/>
               <w:spacing w:before="0" w:after="0" w:line="252" w:lineRule="auto"/>
+              <w:rPr>
+                <w:rFonts w:ascii="ＭＳ 明朝" w:hAnsi="ＭＳ 明朝" w:eastAsia="ＭＳ 明朝" w:cs="ＭＳ 明朝"/>
+                <w:sz w:val="21"/>
+                <w:szCs w:val="21"/>
+              </w:rPr>
             </w:pPr>
             <w:r>
               <w:rPr>
-                <w:rFonts w:ascii="Arial" w:hAnsi="Arial" w:eastAsia="Hiragino Sans"/>
+                <w:rFonts w:ascii="ＭＳ 明朝" w:hAnsi="ＭＳ 明朝" w:eastAsia="ＭＳ 明朝" w:cs="ＭＳ 明朝"/>
+                <w:sz w:val="21"/>
+                <w:szCs w:val="21"/>
               </w:rPr>
               <w:t>高</w:t>
             </w:r>
@@ -1107,10 +1389,17 @@
             <w:pPr>
               <w:pStyle w:val="Compact"/>
               <w:spacing w:before="0" w:after="0" w:line="252" w:lineRule="auto"/>
+              <w:rPr>
+                <w:rFonts w:ascii="ＭＳ 明朝" w:hAnsi="ＭＳ 明朝" w:eastAsia="ＭＳ 明朝" w:cs="ＭＳ 明朝"/>
+                <w:sz w:val="21"/>
+                <w:szCs w:val="21"/>
+              </w:rPr>
             </w:pPr>
             <w:r>
               <w:rPr>
-                <w:rFonts w:ascii="Arial" w:hAnsi="Arial" w:eastAsia="Hiragino Sans"/>
+                <w:rFonts w:ascii="ＭＳ 明朝" w:hAnsi="ＭＳ 明朝" w:eastAsia="ＭＳ 明朝" w:cs="ＭＳ 明朝"/>
+                <w:sz w:val="21"/>
+                <w:szCs w:val="21"/>
               </w:rPr>
               <w:t>優先度</w:t>
             </w:r>
@@ -1132,23 +1421,27 @@
               <w:pStyle w:val="Compact"/>
               <w:spacing w:before="0" w:after="0" w:line="252" w:lineRule="auto"/>
               <w:rPr>
-                <w:rFonts w:eastAsia="DengXian" w:hint="eastAsia"/>
+                <w:rFonts w:eastAsia="ＭＳ 明朝" w:hint="eastAsia" w:ascii="ＭＳ 明朝" w:hAnsi="ＭＳ 明朝" w:cs="ＭＳ 明朝"/>
                 <w:lang w:eastAsia="zh-CN"/>
+                <w:sz w:val="21"/>
+                <w:szCs w:val="21"/>
               </w:rPr>
             </w:pPr>
             <w:r>
               <w:rPr>
-                <w:rFonts w:ascii="Arial" w:eastAsia="Hiragino Sans" w:hAnsi="Arial" w:hint="eastAsia"/>
-                <w:sz w:val="18"/>
+                <w:rFonts w:ascii="ＭＳ 明朝" w:eastAsia="ＭＳ 明朝" w:hAnsi="ＭＳ 明朝" w:hint="eastAsia" w:cs="ＭＳ 明朝"/>
+                <w:sz w:val="21"/>
                 <w:lang w:eastAsia="zh-CN"/>
+                <w:szCs w:val="21"/>
               </w:rPr>
               <w:t>P</w:t>
             </w:r>
             <w:r>
               <w:rPr>
-                <w:rFonts w:eastAsia="Hiragino Sans" w:hint="eastAsia" w:ascii="Arial" w:hAnsi="Arial"/>
-                <w:sz w:val="18"/>
+                <w:rFonts w:eastAsia="ＭＳ 明朝" w:hint="eastAsia" w:ascii="ＭＳ 明朝" w:hAnsi="ＭＳ 明朝" w:cs="ＭＳ 明朝"/>
+                <w:sz w:val="21"/>
                 <w:lang w:eastAsia="zh-CN"/>
+                <w:szCs w:val="21"/>
               </w:rPr>
               <w:t>1</w:t>
             </w:r>
@@ -1171,10 +1464,17 @@
             <w:pPr>
               <w:pStyle w:val="Compact"/>
               <w:spacing w:before="0" w:after="0" w:line="252" w:lineRule="auto"/>
+              <w:rPr>
+                <w:rFonts w:ascii="ＭＳ 明朝" w:hAnsi="ＭＳ 明朝" w:eastAsia="ＭＳ 明朝" w:cs="ＭＳ 明朝"/>
+                <w:sz w:val="21"/>
+                <w:szCs w:val="21"/>
+              </w:rPr>
             </w:pPr>
             <w:r>
               <w:rPr>
-                <w:rFonts w:ascii="Arial" w:hAnsi="Arial" w:eastAsia="Hiragino Sans"/>
+                <w:rFonts w:ascii="ＭＳ 明朝" w:hAnsi="ＭＳ 明朝" w:eastAsia="ＭＳ 明朝" w:cs="ＭＳ 明朝"/>
+                <w:sz w:val="21"/>
+                <w:szCs w:val="21"/>
               </w:rPr>
               <w:t>リスクスコア</w:t>
             </w:r>
@@ -1196,15 +1496,18 @@
               <w:pStyle w:val="Compact"/>
               <w:spacing w:before="0" w:after="0" w:line="252" w:lineRule="auto"/>
               <w:rPr>
-                <w:rFonts w:eastAsia="DengXian" w:hint="eastAsia"/>
+                <w:rFonts w:eastAsia="ＭＳ 明朝" w:hint="eastAsia" w:ascii="ＭＳ 明朝" w:hAnsi="ＭＳ 明朝" w:cs="ＭＳ 明朝"/>
                 <w:lang w:eastAsia="zh-CN"/>
+                <w:sz w:val="21"/>
+                <w:szCs w:val="21"/>
               </w:rPr>
             </w:pPr>
             <w:r>
               <w:rPr>
-                <w:rFonts w:eastAsia="Hiragino Sans" w:hint="eastAsia" w:ascii="Arial" w:hAnsi="Arial"/>
-                <w:sz w:val="18"/>
+                <w:rFonts w:eastAsia="ＭＳ 明朝" w:hint="eastAsia" w:ascii="ＭＳ 明朝" w:hAnsi="ＭＳ 明朝" w:cs="ＭＳ 明朝"/>
+                <w:sz w:val="21"/>
                 <w:lang w:eastAsia="zh-CN"/>
+                <w:szCs w:val="21"/>
               </w:rPr>
               <w:t>85</w:t>
             </w:r>
@@ -1227,10 +1530,17 @@
             <w:pPr>
               <w:pStyle w:val="Compact"/>
               <w:spacing w:before="0" w:after="0" w:line="252" w:lineRule="auto"/>
+              <w:rPr>
+                <w:rFonts w:ascii="ＭＳ 明朝" w:hAnsi="ＭＳ 明朝" w:eastAsia="ＭＳ 明朝" w:cs="ＭＳ 明朝"/>
+                <w:sz w:val="21"/>
+                <w:szCs w:val="21"/>
+              </w:rPr>
             </w:pPr>
             <w:r>
               <w:rPr>
-                <w:rFonts w:ascii="Arial" w:hAnsi="Arial" w:eastAsia="Hiragino Sans"/>
+                <w:rFonts w:ascii="ＭＳ 明朝" w:hAnsi="ＭＳ 明朝" w:eastAsia="ＭＳ 明朝" w:cs="ＭＳ 明朝"/>
+                <w:sz w:val="21"/>
+                <w:szCs w:val="21"/>
               </w:rPr>
               <w:t>カテゴリ</w:t>
             </w:r>
@@ -1251,12 +1561,18 @@
             <w:pPr>
               <w:pStyle w:val="Compact"/>
               <w:spacing w:before="0" w:after="0" w:line="252" w:lineRule="auto"/>
+              <w:rPr>
+                <w:rFonts w:ascii="ＭＳ 明朝" w:hAnsi="ＭＳ 明朝" w:eastAsia="ＭＳ 明朝" w:cs="ＭＳ 明朝"/>
+                <w:sz w:val="21"/>
+                <w:szCs w:val="21"/>
+              </w:rPr>
             </w:pPr>
             <w:r>
               <w:rPr>
-                <w:rFonts w:ascii="Arial" w:eastAsia="Hiragino Sans" w:hAnsi="Arial" w:hint="eastAsia"/>
-                <w:sz w:val="18"/>
+                <w:rFonts w:ascii="ＭＳ 明朝" w:eastAsia="ＭＳ 明朝" w:hAnsi="ＭＳ 明朝" w:hint="eastAsia" w:cs="ＭＳ 明朝"/>
+                <w:sz w:val="21"/>
                 <w:lang w:eastAsia="zh-CN"/>
+                <w:szCs w:val="21"/>
               </w:rPr>
               <w:t>Logging</w:t>
             </w:r>
@@ -1279,10 +1595,17 @@
             <w:pPr>
               <w:pStyle w:val="Compact"/>
               <w:spacing w:before="0" w:after="0" w:line="252" w:lineRule="auto"/>
+              <w:rPr>
+                <w:rFonts w:ascii="ＭＳ 明朝" w:hAnsi="ＭＳ 明朝" w:eastAsia="ＭＳ 明朝" w:cs="ＭＳ 明朝"/>
+                <w:sz w:val="21"/>
+                <w:szCs w:val="21"/>
+              </w:rPr>
             </w:pPr>
             <w:r>
               <w:rPr>
-                <w:rFonts w:ascii="Arial" w:hAnsi="Arial" w:eastAsia="Hiragino Sans"/>
+                <w:rFonts w:ascii="ＭＳ 明朝" w:hAnsi="ＭＳ 明朝" w:eastAsia="ＭＳ 明朝" w:cs="ＭＳ 明朝"/>
+                <w:sz w:val="21"/>
+                <w:szCs w:val="21"/>
               </w:rPr>
               <w:t>サービス</w:t>
             </w:r>
@@ -1303,11 +1626,17 @@
             <w:pPr>
               <w:pStyle w:val="Compact"/>
               <w:spacing w:before="0" w:after="0" w:line="252" w:lineRule="auto"/>
+              <w:rPr>
+                <w:rFonts w:ascii="ＭＳ 明朝" w:hAnsi="ＭＳ 明朝" w:eastAsia="ＭＳ 明朝" w:cs="ＭＳ 明朝"/>
+                <w:sz w:val="21"/>
+                <w:szCs w:val="21"/>
+              </w:rPr>
             </w:pPr>
             <w:r>
               <w:rPr>
-                <w:rFonts w:ascii="Arial" w:hAnsi="Arial" w:eastAsia="Hiragino Sans"/>
-                <w:sz w:val="18"/>
+                <w:rFonts w:ascii="ＭＳ 明朝" w:hAnsi="ＭＳ 明朝" w:eastAsia="ＭＳ 明朝" w:cs="ＭＳ 明朝"/>
+                <w:sz w:val="21"/>
+                <w:szCs w:val="21"/>
               </w:rPr>
               <w:t>CloudTrail</w:t>
             </w:r>
@@ -1330,10 +1659,17 @@
             <w:pPr>
               <w:pStyle w:val="Compact"/>
               <w:spacing w:before="0" w:after="0" w:line="252" w:lineRule="auto"/>
+              <w:rPr>
+                <w:rFonts w:ascii="ＭＳ 明朝" w:hAnsi="ＭＳ 明朝" w:eastAsia="ＭＳ 明朝" w:cs="ＭＳ 明朝"/>
+                <w:sz w:val="21"/>
+                <w:szCs w:val="21"/>
+              </w:rPr>
             </w:pPr>
             <w:r>
               <w:rPr>
-                <w:rFonts w:ascii="Arial" w:hAnsi="Arial" w:eastAsia="Hiragino Sans"/>
+                <w:rFonts w:ascii="ＭＳ 明朝" w:hAnsi="ＭＳ 明朝" w:eastAsia="ＭＳ 明朝" w:cs="ＭＳ 明朝"/>
+                <w:sz w:val="21"/>
+                <w:szCs w:val="21"/>
               </w:rPr>
               <w:t>ステータス</w:t>
             </w:r>
@@ -1354,10 +1690,17 @@
             <w:pPr>
               <w:pStyle w:val="Compact"/>
               <w:spacing w:before="0" w:after="0" w:line="252" w:lineRule="auto"/>
+              <w:rPr>
+                <w:rFonts w:ascii="ＭＳ 明朝" w:hAnsi="ＭＳ 明朝" w:eastAsia="ＭＳ 明朝" w:cs="ＭＳ 明朝"/>
+                <w:sz w:val="21"/>
+                <w:szCs w:val="21"/>
+              </w:rPr>
             </w:pPr>
             <w:r>
               <w:rPr>
-                <w:rFonts w:ascii="Arial" w:hAnsi="Arial" w:eastAsia="Hiragino Sans"/>
+                <w:rFonts w:ascii="ＭＳ 明朝" w:hAnsi="ＭＳ 明朝" w:eastAsia="ＭＳ 明朝" w:cs="ＭＳ 明朝"/>
+                <w:sz w:val="21"/>
+                <w:szCs w:val="21"/>
               </w:rPr>
               <w:t>未対応</w:t>
             </w:r>
@@ -1380,10 +1723,17 @@
             <w:pPr>
               <w:pStyle w:val="Compact"/>
               <w:spacing w:before="0" w:after="0" w:line="252" w:lineRule="auto"/>
+              <w:rPr>
+                <w:rFonts w:ascii="ＭＳ 明朝" w:hAnsi="ＭＳ 明朝" w:eastAsia="ＭＳ 明朝" w:cs="ＭＳ 明朝"/>
+                <w:sz w:val="21"/>
+                <w:szCs w:val="21"/>
+              </w:rPr>
             </w:pPr>
             <w:r>
               <w:rPr>
-                <w:rFonts w:ascii="Arial" w:hAnsi="Arial" w:eastAsia="Hiragino Sans"/>
+                <w:rFonts w:ascii="ＭＳ 明朝" w:hAnsi="ＭＳ 明朝" w:eastAsia="ＭＳ 明朝" w:cs="ＭＳ 明朝"/>
+                <w:sz w:val="21"/>
+                <w:szCs w:val="21"/>
               </w:rPr>
               <w:t>初回検出</w:t>
             </w:r>
@@ -1404,11 +1754,17 @@
             <w:pPr>
               <w:pStyle w:val="Compact"/>
               <w:spacing w:before="0" w:after="0" w:line="252" w:lineRule="auto"/>
+              <w:rPr>
+                <w:rFonts w:ascii="ＭＳ 明朝" w:hAnsi="ＭＳ 明朝" w:eastAsia="ＭＳ 明朝" w:cs="ＭＳ 明朝"/>
+                <w:sz w:val="21"/>
+                <w:szCs w:val="21"/>
+              </w:rPr>
             </w:pPr>
             <w:r>
               <w:rPr>
-                <w:rFonts w:ascii="Arial" w:hAnsi="Arial" w:eastAsia="Hiragino Sans"/>
-                <w:sz w:val="18"/>
+                <w:rFonts w:ascii="ＭＳ 明朝" w:hAnsi="ＭＳ 明朝" w:eastAsia="ＭＳ 明朝" w:cs="ＭＳ 明朝"/>
+                <w:sz w:val="21"/>
+                <w:szCs w:val="21"/>
               </w:rPr>
               <w:t>2026-06-10</w:t>
             </w:r>
@@ -1431,10 +1787,17 @@
             <w:pPr>
               <w:pStyle w:val="Compact"/>
               <w:spacing w:before="0" w:after="0" w:line="252" w:lineRule="auto"/>
+              <w:rPr>
+                <w:rFonts w:ascii="ＭＳ 明朝" w:hAnsi="ＭＳ 明朝" w:eastAsia="ＭＳ 明朝" w:cs="ＭＳ 明朝"/>
+                <w:sz w:val="21"/>
+                <w:szCs w:val="21"/>
+              </w:rPr>
             </w:pPr>
             <w:r>
               <w:rPr>
-                <w:rFonts w:ascii="Arial" w:hAnsi="Arial" w:eastAsia="Hiragino Sans"/>
+                <w:rFonts w:ascii="ＭＳ 明朝" w:hAnsi="ＭＳ 明朝" w:eastAsia="ＭＳ 明朝" w:cs="ＭＳ 明朝"/>
+                <w:sz w:val="21"/>
+                <w:szCs w:val="21"/>
               </w:rPr>
               <w:t>最終検出</w:t>
             </w:r>
@@ -1455,11 +1818,17 @@
             <w:pPr>
               <w:pStyle w:val="Compact"/>
               <w:spacing w:before="0" w:after="0" w:line="252" w:lineRule="auto"/>
+              <w:rPr>
+                <w:rFonts w:ascii="ＭＳ 明朝" w:hAnsi="ＭＳ 明朝" w:eastAsia="ＭＳ 明朝" w:cs="ＭＳ 明朝"/>
+                <w:sz w:val="21"/>
+                <w:szCs w:val="21"/>
+              </w:rPr>
             </w:pPr>
             <w:r>
               <w:rPr>
-                <w:rFonts w:ascii="Arial" w:hAnsi="Arial" w:eastAsia="Hiragino Sans"/>
-                <w:sz w:val="18"/>
+                <w:rFonts w:ascii="ＭＳ 明朝" w:hAnsi="ＭＳ 明朝" w:eastAsia="ＭＳ 明朝" w:cs="ＭＳ 明朝"/>
+                <w:sz w:val="21"/>
+                <w:szCs w:val="21"/>
               </w:rPr>
               <w:t>2026-06-10</w:t>
             </w:r>
@@ -1467,15 +1836,30 @@
         </w:tc>
       </w:tr>
     </w:tbl>
-    <w:p/>
+    <w:p>
+      <w:pPr>
+        <w:rPr>
+          <w:rFonts w:ascii="ＭＳ 明朝" w:hAnsi="ＭＳ 明朝" w:eastAsia="ＭＳ 明朝" w:cs="ＭＳ 明朝"/>
+          <w:sz w:val="21"/>
+          <w:szCs w:val="21"/>
+        </w:rPr>
+      </w:pPr>
+    </w:p>
     <w:p>
       <w:pPr>
         <w:pStyle w:val="3"/>
         <w:spacing w:before="160" w:after="100" w:line="252" w:lineRule="auto"/>
+        <w:rPr>
+          <w:rFonts w:ascii="ＭＳ 明朝" w:hAnsi="ＭＳ 明朝" w:eastAsia="ＭＳ 明朝" w:cs="ＭＳ 明朝"/>
+          <w:sz w:val="24"/>
+          <w:szCs w:val="24"/>
+        </w:rPr>
       </w:pPr>
       <w:r>
         <w:rPr>
-          <w:rFonts w:ascii="Arial" w:hAnsi="Arial" w:eastAsia="Hiragino Sans"/>
+          <w:rFonts w:ascii="ＭＳ 明朝" w:hAnsi="ＭＳ 明朝" w:eastAsia="ＭＳ 明朝" w:cs="ＭＳ 明朝"/>
+          <w:sz w:val="24"/>
+          <w:szCs w:val="24"/>
         </w:rPr>
         <w:t>2.1.2 エグゼクティブサマリー</w:t>
       </w:r>
@@ -1483,13 +1867,17 @@
     <w:p>
       <w:pPr>
         <w:rPr>
-          <w:rFonts w:eastAsia="DengXian"/>
+          <w:rFonts w:eastAsia="ＭＳ 明朝" w:ascii="ＭＳ 明朝" w:hAnsi="ＭＳ 明朝" w:cs="ＭＳ 明朝"/>
           <w:lang w:eastAsia="zh-CN"/>
+          <w:sz w:val="21"/>
+          <w:szCs w:val="21"/>
         </w:rPr>
       </w:pPr>
       <w:r>
         <w:rPr>
-          <w:rFonts w:ascii="Arial" w:hAnsi="Arial" w:eastAsia="Hiragino Sans"/>
+          <w:rFonts w:ascii="ＭＳ 明朝" w:hAnsi="ＭＳ 明朝" w:eastAsia="ＭＳ 明朝" w:cs="ＭＳ 明朝"/>
+          <w:sz w:val="21"/>
+          <w:szCs w:val="21"/>
         </w:rPr>
         <w:t>CloudTrail logging is not enabled across all AWS regions. This creates visibility gaps that may allow malicious activities to occur without sufficient audit evidence, reducing detection and forensic capabilities.</w:t>
       </w:r>
@@ -1497,8 +1885,10 @@
     <w:p>
       <w:pPr>
         <w:rPr>
-          <w:rFonts w:eastAsia="DengXian" w:hint="eastAsia"/>
+          <w:rFonts w:eastAsia="ＭＳ 明朝" w:hint="eastAsia" w:ascii="ＭＳ 明朝" w:hAnsi="ＭＳ 明朝" w:cs="ＭＳ 明朝"/>
           <w:lang w:eastAsia="zh-CN"/>
+          <w:sz w:val="21"/>
+          <w:szCs w:val="21"/>
         </w:rPr>
       </w:pPr>
     </w:p>
@@ -1506,10 +1896,17 @@
       <w:pPr>
         <w:pStyle w:val="3"/>
         <w:spacing w:before="160" w:after="100" w:line="252" w:lineRule="auto"/>
+        <w:rPr>
+          <w:rFonts w:ascii="ＭＳ 明朝" w:hAnsi="ＭＳ 明朝" w:eastAsia="ＭＳ 明朝" w:cs="ＭＳ 明朝"/>
+          <w:sz w:val="24"/>
+          <w:szCs w:val="24"/>
+        </w:rPr>
       </w:pPr>
       <w:r>
         <w:rPr>
-          <w:rFonts w:ascii="Arial" w:hAnsi="Arial" w:eastAsia="Hiragino Sans"/>
+          <w:rFonts w:ascii="ＭＳ 明朝" w:hAnsi="ＭＳ 明朝" w:eastAsia="ＭＳ 明朝" w:cs="ＭＳ 明朝"/>
+          <w:sz w:val="24"/>
+          <w:szCs w:val="24"/>
         </w:rPr>
         <w:t>2.1.3 影響リソース</w:t>
       </w:r>
@@ -1520,10 +1917,17 @@
         <w:spacing w:before="120" w:after="120"/>
         <w:ind w:left="0" w:firstLine="0"/>
         <w:jc w:val="center"/>
+        <w:rPr>
+          <w:rFonts w:ascii="ＭＳ 明朝" w:hAnsi="ＭＳ 明朝" w:eastAsia="ＭＳ 明朝" w:cs="ＭＳ 明朝"/>
+          <w:sz w:val="21"/>
+          <w:szCs w:val="21"/>
+        </w:rPr>
       </w:pPr>
       <w:r>
         <w:rPr>
-          <w:rFonts w:ascii="Arial" w:hAnsi="Arial" w:eastAsia="Hiragino Sans"/>
+          <w:rFonts w:ascii="ＭＳ 明朝" w:hAnsi="ＭＳ 明朝" w:eastAsia="ＭＳ 明朝" w:cs="ＭＳ 明朝"/>
+          <w:sz w:val="21"/>
+          <w:szCs w:val="21"/>
         </w:rPr>
         <w:t>表 2-2 影響リソース</w:t>
       </w:r>
@@ -1576,10 +1980,17 @@
             <w:pPr>
               <w:pStyle w:val="Compact"/>
               <w:spacing w:before="0" w:after="0" w:line="252" w:lineRule="auto"/>
+              <w:rPr>
+                <w:rFonts w:ascii="ＭＳ 明朝" w:hAnsi="ＭＳ 明朝" w:eastAsia="ＭＳ 明朝" w:cs="ＭＳ 明朝"/>
+                <w:sz w:val="21"/>
+                <w:szCs w:val="21"/>
+              </w:rPr>
             </w:pPr>
             <w:r>
               <w:rPr>
-                <w:rFonts w:ascii="Arial" w:hAnsi="Arial" w:eastAsia="Hiragino Sans"/>
+                <w:rFonts w:ascii="ＭＳ 明朝" w:hAnsi="ＭＳ 明朝" w:eastAsia="ＭＳ 明朝" w:cs="ＭＳ 明朝"/>
+                <w:sz w:val="21"/>
+                <w:szCs w:val="21"/>
               </w:rPr>
               <w:t>リソース名</w:t>
             </w:r>
@@ -1604,10 +2015,17 @@
             <w:pPr>
               <w:pStyle w:val="Compact"/>
               <w:spacing w:before="0" w:after="0" w:line="252" w:lineRule="auto"/>
+              <w:rPr>
+                <w:rFonts w:ascii="ＭＳ 明朝" w:hAnsi="ＭＳ 明朝" w:eastAsia="ＭＳ 明朝" w:cs="ＭＳ 明朝"/>
+                <w:sz w:val="21"/>
+                <w:szCs w:val="21"/>
+              </w:rPr>
             </w:pPr>
             <w:r>
               <w:rPr>
-                <w:rFonts w:ascii="Arial" w:hAnsi="Arial" w:eastAsia="Hiragino Sans"/>
+                <w:rFonts w:ascii="ＭＳ 明朝" w:hAnsi="ＭＳ 明朝" w:eastAsia="ＭＳ 明朝" w:cs="ＭＳ 明朝"/>
+                <w:sz w:val="21"/>
+                <w:szCs w:val="21"/>
               </w:rPr>
               <w:t>リソースタイプ</w:t>
             </w:r>
@@ -1632,10 +2050,17 @@
             <w:pPr>
               <w:pStyle w:val="Compact"/>
               <w:spacing w:before="0" w:after="0" w:line="252" w:lineRule="auto"/>
+              <w:rPr>
+                <w:rFonts w:ascii="ＭＳ 明朝" w:hAnsi="ＭＳ 明朝" w:eastAsia="ＭＳ 明朝" w:cs="ＭＳ 明朝"/>
+                <w:sz w:val="21"/>
+                <w:szCs w:val="21"/>
+              </w:rPr>
             </w:pPr>
             <w:r>
               <w:rPr>
-                <w:rFonts w:ascii="Arial" w:hAnsi="Arial" w:eastAsia="Hiragino Sans"/>
+                <w:rFonts w:ascii="ＭＳ 明朝" w:hAnsi="ＭＳ 明朝" w:eastAsia="ＭＳ 明朝" w:cs="ＭＳ 明朝"/>
+                <w:sz w:val="21"/>
+                <w:szCs w:val="21"/>
               </w:rPr>
               <w:t>リージョン</w:t>
             </w:r>
@@ -1660,10 +2085,17 @@
             <w:pPr>
               <w:pStyle w:val="Compact"/>
               <w:spacing w:before="0" w:after="0" w:line="252" w:lineRule="auto"/>
+              <w:rPr>
+                <w:rFonts w:ascii="ＭＳ 明朝" w:hAnsi="ＭＳ 明朝" w:eastAsia="ＭＳ 明朝" w:cs="ＭＳ 明朝"/>
+                <w:sz w:val="21"/>
+                <w:szCs w:val="21"/>
+              </w:rPr>
             </w:pPr>
             <w:r>
               <w:rPr>
-                <w:rFonts w:ascii="Arial" w:hAnsi="Arial" w:eastAsia="Hiragino Sans"/>
+                <w:rFonts w:ascii="ＭＳ 明朝" w:hAnsi="ＭＳ 明朝" w:eastAsia="ＭＳ 明朝" w:cs="ＭＳ 明朝"/>
+                <w:sz w:val="21"/>
+                <w:szCs w:val="21"/>
               </w:rPr>
               <w:t>環境</w:t>
             </w:r>
@@ -1688,10 +2120,17 @@
             <w:pPr>
               <w:pStyle w:val="Compact"/>
               <w:spacing w:before="0" w:after="0" w:line="252" w:lineRule="auto"/>
+              <w:rPr>
+                <w:rFonts w:ascii="ＭＳ 明朝" w:hAnsi="ＭＳ 明朝" w:eastAsia="ＭＳ 明朝" w:cs="ＭＳ 明朝"/>
+                <w:sz w:val="21"/>
+                <w:szCs w:val="21"/>
+              </w:rPr>
             </w:pPr>
             <w:r>
               <w:rPr>
-                <w:rFonts w:ascii="Arial" w:hAnsi="Arial" w:eastAsia="Hiragino Sans"/>
+                <w:rFonts w:ascii="ＭＳ 明朝" w:hAnsi="ＭＳ 明朝" w:eastAsia="ＭＳ 明朝" w:cs="ＭＳ 明朝"/>
+                <w:sz w:val="21"/>
+                <w:szCs w:val="21"/>
               </w:rPr>
               <w:t>所有者</w:t>
             </w:r>
@@ -1721,11 +2160,17 @@
             <w:pPr>
               <w:pStyle w:val="Compact"/>
               <w:spacing w:before="0" w:after="0" w:line="252" w:lineRule="auto"/>
+              <w:rPr>
+                <w:rFonts w:ascii="ＭＳ 明朝" w:hAnsi="ＭＳ 明朝" w:eastAsia="ＭＳ 明朝" w:cs="ＭＳ 明朝"/>
+                <w:sz w:val="21"/>
+                <w:szCs w:val="21"/>
+              </w:rPr>
             </w:pPr>
             <w:r>
               <w:rPr>
-                <w:rFonts w:ascii="Arial" w:hAnsi="Arial" w:eastAsia="Hiragino Sans"/>
-                <w:sz w:val="18"/>
+                <w:rFonts w:ascii="ＭＳ 明朝" w:hAnsi="ＭＳ 明朝" w:eastAsia="ＭＳ 明朝" w:cs="ＭＳ 明朝"/>
+                <w:sz w:val="21"/>
+                <w:szCs w:val="21"/>
               </w:rPr>
               <w:t>AWS Account</w:t>
             </w:r>
@@ -1749,12 +2194,18 @@
             <w:pPr>
               <w:pStyle w:val="Compact"/>
               <w:spacing w:before="0" w:after="0" w:line="252" w:lineRule="auto"/>
+              <w:rPr>
+                <w:rFonts w:ascii="ＭＳ 明朝" w:hAnsi="ＭＳ 明朝" w:eastAsia="ＭＳ 明朝" w:cs="ＭＳ 明朝"/>
+                <w:sz w:val="21"/>
+                <w:szCs w:val="21"/>
+              </w:rPr>
             </w:pPr>
             <w:proofErr w:type="spellStart"/>
             <w:r>
               <w:rPr>
-                <w:rFonts w:ascii="Arial" w:hAnsi="Arial" w:eastAsia="Hiragino Sans"/>
-                <w:sz w:val="18"/>
+                <w:rFonts w:ascii="ＭＳ 明朝" w:hAnsi="ＭＳ 明朝" w:eastAsia="ＭＳ 明朝" w:cs="ＭＳ 明朝"/>
+                <w:sz w:val="21"/>
+                <w:szCs w:val="21"/>
               </w:rPr>
               <w:t>AwsCloudTrailTrail</w:t>
             </w:r>
@@ -1779,11 +2230,17 @@
             <w:pPr>
               <w:pStyle w:val="Compact"/>
               <w:spacing w:before="0" w:after="0" w:line="252" w:lineRule="auto"/>
+              <w:rPr>
+                <w:rFonts w:ascii="ＭＳ 明朝" w:hAnsi="ＭＳ 明朝" w:eastAsia="ＭＳ 明朝" w:cs="ＭＳ 明朝"/>
+                <w:sz w:val="21"/>
+                <w:szCs w:val="21"/>
+              </w:rPr>
             </w:pPr>
             <w:r>
               <w:rPr>
-                <w:rFonts w:ascii="Arial" w:hAnsi="Arial" w:eastAsia="Hiragino Sans"/>
-                <w:sz w:val="18"/>
+                <w:rFonts w:ascii="ＭＳ 明朝" w:hAnsi="ＭＳ 明朝" w:eastAsia="ＭＳ 明朝" w:cs="ＭＳ 明朝"/>
+                <w:sz w:val="21"/>
+                <w:szCs w:val="21"/>
               </w:rPr>
               <w:t>us-east-1</w:t>
             </w:r>
@@ -1807,11 +2264,17 @@
             <w:pPr>
               <w:pStyle w:val="Compact"/>
               <w:spacing w:before="0" w:after="0" w:line="252" w:lineRule="auto"/>
+              <w:rPr>
+                <w:rFonts w:ascii="ＭＳ 明朝" w:hAnsi="ＭＳ 明朝" w:eastAsia="ＭＳ 明朝" w:cs="ＭＳ 明朝"/>
+                <w:sz w:val="21"/>
+                <w:szCs w:val="21"/>
+              </w:rPr>
             </w:pPr>
             <w:r>
               <w:rPr>
-                <w:rFonts w:ascii="Arial" w:hAnsi="Arial" w:eastAsia="Hiragino Sans"/>
-                <w:sz w:val="18"/>
+                <w:rFonts w:ascii="ＭＳ 明朝" w:hAnsi="ＭＳ 明朝" w:eastAsia="ＭＳ 明朝" w:cs="ＭＳ 明朝"/>
+                <w:sz w:val="21"/>
+                <w:szCs w:val="21"/>
               </w:rPr>
               <w:t>Production</w:t>
             </w:r>
@@ -1835,11 +2298,17 @@
             <w:pPr>
               <w:pStyle w:val="Compact"/>
               <w:spacing w:before="0" w:after="0" w:line="252" w:lineRule="auto"/>
+              <w:rPr>
+                <w:rFonts w:ascii="ＭＳ 明朝" w:hAnsi="ＭＳ 明朝" w:eastAsia="ＭＳ 明朝" w:cs="ＭＳ 明朝"/>
+                <w:sz w:val="21"/>
+                <w:szCs w:val="21"/>
+              </w:rPr>
             </w:pPr>
             <w:r>
               <w:rPr>
-                <w:rFonts w:ascii="Arial" w:hAnsi="Arial" w:eastAsia="Hiragino Sans"/>
-                <w:sz w:val="18"/>
+                <w:rFonts w:ascii="ＭＳ 明朝" w:hAnsi="ＭＳ 明朝" w:eastAsia="ＭＳ 明朝" w:cs="ＭＳ 明朝"/>
+                <w:sz w:val="21"/>
+                <w:szCs w:val="21"/>
               </w:rPr>
               <w:t>Cloud Team</w:t>
             </w:r>
@@ -1847,15 +2316,30 @@
         </w:tc>
       </w:tr>
     </w:tbl>
-    <w:p/>
+    <w:p>
+      <w:pPr>
+        <w:rPr>
+          <w:rFonts w:ascii="ＭＳ 明朝" w:hAnsi="ＭＳ 明朝" w:eastAsia="ＭＳ 明朝" w:cs="ＭＳ 明朝"/>
+          <w:sz w:val="21"/>
+          <w:szCs w:val="21"/>
+        </w:rPr>
+      </w:pPr>
+    </w:p>
     <w:p>
       <w:pPr>
         <w:pStyle w:val="3"/>
         <w:spacing w:before="160" w:after="100" w:line="252" w:lineRule="auto"/>
+        <w:rPr>
+          <w:rFonts w:ascii="ＭＳ 明朝" w:hAnsi="ＭＳ 明朝" w:eastAsia="ＭＳ 明朝" w:cs="ＭＳ 明朝"/>
+          <w:sz w:val="24"/>
+          <w:szCs w:val="24"/>
+        </w:rPr>
       </w:pPr>
       <w:r>
         <w:rPr>
-          <w:rFonts w:ascii="Arial" w:hAnsi="Arial" w:eastAsia="Hiragino Sans"/>
+          <w:rFonts w:ascii="ＭＳ 明朝" w:hAnsi="ＭＳ 明朝" w:eastAsia="ＭＳ 明朝" w:cs="ＭＳ 明朝"/>
+          <w:sz w:val="24"/>
+          <w:szCs w:val="24"/>
         </w:rPr>
         <w:t>2.1.4 修復ガイダンス</w:t>
       </w:r>
@@ -1864,10 +2348,17 @@
       <w:pPr>
         <w:pStyle w:val="3"/>
         <w:spacing w:before="160" w:after="100" w:line="252" w:lineRule="auto"/>
+        <w:rPr>
+          <w:rFonts w:ascii="ＭＳ 明朝" w:hAnsi="ＭＳ 明朝" w:eastAsia="ＭＳ 明朝" w:cs="ＭＳ 明朝"/>
+          <w:sz w:val="21"/>
+          <w:szCs w:val="21"/>
+        </w:rPr>
       </w:pPr>
       <w:r>
         <w:rPr>
-          <w:rFonts w:ascii="Arial" w:hAnsi="Arial" w:eastAsia="Hiragino Sans"/>
+          <w:rFonts w:ascii="ＭＳ 明朝" w:hAnsi="ＭＳ 明朝" w:eastAsia="ＭＳ 明朝" w:cs="ＭＳ 明朝"/>
+          <w:sz w:val="21"/>
+          <w:szCs w:val="21"/>
         </w:rPr>
         <w:t>推奨アクション</w:t>
       </w:r>
@@ -1880,10 +2371,17 @@
           <w:numId w:val="5"/>
         </w:numPr>
         <w:ind w:leftChars="0"/>
+        <w:rPr>
+          <w:rFonts w:ascii="ＭＳ 明朝" w:hAnsi="ＭＳ 明朝" w:eastAsia="ＭＳ 明朝" w:cs="ＭＳ 明朝"/>
+          <w:sz w:val="21"/>
+          <w:szCs w:val="21"/>
+        </w:rPr>
       </w:pPr>
       <w:r>
         <w:rPr>
-          <w:rFonts w:ascii="Arial" w:hAnsi="Arial" w:eastAsia="Hiragino Sans"/>
+          <w:rFonts w:ascii="ＭＳ 明朝" w:hAnsi="ＭＳ 明朝" w:eastAsia="ＭＳ 明朝" w:cs="ＭＳ 明朝"/>
+          <w:sz w:val="21"/>
+          <w:szCs w:val="21"/>
         </w:rPr>
         <w:t>CloudTrail を有効化してください。</w:t>
       </w:r>
@@ -1896,10 +2394,17 @@
           <w:numId w:val="5"/>
         </w:numPr>
         <w:ind w:leftChars="0"/>
+        <w:rPr>
+          <w:rFonts w:ascii="ＭＳ 明朝" w:hAnsi="ＭＳ 明朝" w:eastAsia="ＭＳ 明朝" w:cs="ＭＳ 明朝"/>
+          <w:sz w:val="21"/>
+          <w:szCs w:val="21"/>
+        </w:rPr>
       </w:pPr>
       <w:r>
         <w:rPr>
-          <w:rFonts w:ascii="Arial" w:hAnsi="Arial" w:eastAsia="Hiragino Sans"/>
+          <w:rFonts w:ascii="ＭＳ 明朝" w:hAnsi="ＭＳ 明朝" w:eastAsia="ＭＳ 明朝" w:cs="ＭＳ 明朝"/>
+          <w:sz w:val="21"/>
+          <w:szCs w:val="21"/>
         </w:rPr>
         <w:t>マルチリージョンログを有効化してください。</w:t>
       </w:r>
@@ -1912,10 +2417,17 @@
           <w:numId w:val="5"/>
         </w:numPr>
         <w:ind w:leftChars="0"/>
+        <w:rPr>
+          <w:rFonts w:ascii="ＭＳ 明朝" w:hAnsi="ＭＳ 明朝" w:eastAsia="ＭＳ 明朝" w:cs="ＭＳ 明朝"/>
+          <w:sz w:val="21"/>
+          <w:szCs w:val="21"/>
+        </w:rPr>
       </w:pPr>
       <w:r>
         <w:rPr>
-          <w:rFonts w:ascii="Arial" w:hAnsi="Arial" w:eastAsia="Hiragino Sans"/>
+          <w:rFonts w:ascii="ＭＳ 明朝" w:hAnsi="ＭＳ 明朝" w:eastAsia="ＭＳ 明朝" w:cs="ＭＳ 明朝"/>
+          <w:sz w:val="21"/>
+          <w:szCs w:val="21"/>
         </w:rPr>
         <w:t>ログを S3 に集中保管してください。</w:t>
       </w:r>
@@ -1929,25 +2441,44 @@
         </w:numPr>
         <w:ind w:leftChars="0"/>
         <w:rPr>
-          <w:rFonts w:hint="eastAsia"/>
+          <w:rFonts w:hint="eastAsia" w:ascii="ＭＳ 明朝" w:hAnsi="ＭＳ 明朝" w:eastAsia="ＭＳ 明朝" w:cs="ＭＳ 明朝"/>
+          <w:sz w:val="21"/>
+          <w:szCs w:val="21"/>
         </w:rPr>
       </w:pPr>
       <w:r>
         <w:rPr>
-          <w:rFonts w:ascii="Arial" w:hAnsi="Arial" w:eastAsia="Hiragino Sans"/>
+          <w:rFonts w:ascii="ＭＳ 明朝" w:hAnsi="ＭＳ 明朝" w:eastAsia="ＭＳ 明朝" w:cs="ＭＳ 明朝"/>
+          <w:sz w:val="21"/>
+          <w:szCs w:val="21"/>
         </w:rPr>
         <w:t>ログ監視アラートを設定してください。</w:t>
       </w:r>
     </w:p>
-    <w:p/>
+    <w:p>
+      <w:pPr>
+        <w:rPr>
+          <w:rFonts w:ascii="ＭＳ 明朝" w:hAnsi="ＭＳ 明朝" w:eastAsia="ＭＳ 明朝" w:cs="ＭＳ 明朝"/>
+          <w:sz w:val="21"/>
+          <w:szCs w:val="21"/>
+        </w:rPr>
+      </w:pPr>
+    </w:p>
     <w:p>
       <w:pPr>
         <w:pStyle w:val="3"/>
         <w:spacing w:before="160" w:after="100" w:line="252" w:lineRule="auto"/>
+        <w:rPr>
+          <w:rFonts w:ascii="ＭＳ 明朝" w:hAnsi="ＭＳ 明朝" w:eastAsia="ＭＳ 明朝" w:cs="ＭＳ 明朝"/>
+          <w:sz w:val="24"/>
+          <w:szCs w:val="24"/>
+        </w:rPr>
       </w:pPr>
       <w:r>
         <w:rPr>
-          <w:rFonts w:ascii="Arial" w:hAnsi="Arial" w:eastAsia="Hiragino Sans"/>
+          <w:rFonts w:ascii="ＭＳ 明朝" w:hAnsi="ＭＳ 明朝" w:eastAsia="ＭＳ 明朝" w:cs="ＭＳ 明朝"/>
+          <w:sz w:val="24"/>
+          <w:szCs w:val="24"/>
         </w:rPr>
         <w:t>2.1.5 参考資料</w:t>
       </w:r>
@@ -1959,10 +2490,17 @@
           <w:ilvl w:val="0"/>
           <w:numId w:val="4"/>
         </w:numPr>
+        <w:rPr>
+          <w:rFonts w:ascii="ＭＳ 明朝" w:hAnsi="ＭＳ 明朝" w:eastAsia="ＭＳ 明朝" w:cs="ＭＳ 明朝"/>
+          <w:sz w:val="21"/>
+          <w:szCs w:val="21"/>
+        </w:rPr>
       </w:pPr>
       <w:r>
         <w:rPr>
-          <w:rFonts w:ascii="Arial" w:hAnsi="Arial" w:eastAsia="Hiragino Sans"/>
+          <w:rFonts w:ascii="ＭＳ 明朝" w:hAnsi="ＭＳ 明朝" w:eastAsia="ＭＳ 明朝" w:cs="ＭＳ 明朝"/>
+          <w:sz w:val="21"/>
+          <w:szCs w:val="21"/>
         </w:rPr>
         <w:t>AWS Documentation</w:t>
       </w:r>
@@ -1974,10 +2512,17 @@
           <w:ilvl w:val="0"/>
           <w:numId w:val="4"/>
         </w:numPr>
+        <w:rPr>
+          <w:rFonts w:ascii="ＭＳ 明朝" w:hAnsi="ＭＳ 明朝" w:eastAsia="ＭＳ 明朝" w:cs="ＭＳ 明朝"/>
+          <w:sz w:val="21"/>
+          <w:szCs w:val="21"/>
+        </w:rPr>
       </w:pPr>
       <w:r>
         <w:rPr>
-          <w:rFonts w:ascii="Arial" w:hAnsi="Arial" w:eastAsia="Hiragino Sans"/>
+          <w:rFonts w:ascii="ＭＳ 明朝" w:hAnsi="ＭＳ 明朝" w:eastAsia="ＭＳ 明朝" w:cs="ＭＳ 明朝"/>
+          <w:sz w:val="21"/>
+          <w:szCs w:val="21"/>
         </w:rPr>
         <w:t>CIS Benchmark</w:t>
       </w:r>
@@ -1989,15 +2534,30 @@
           <w:ilvl w:val="0"/>
           <w:numId w:val="4"/>
         </w:numPr>
+        <w:rPr>
+          <w:rFonts w:ascii="ＭＳ 明朝" w:hAnsi="ＭＳ 明朝" w:eastAsia="ＭＳ 明朝" w:cs="ＭＳ 明朝"/>
+          <w:sz w:val="21"/>
+          <w:szCs w:val="21"/>
+        </w:rPr>
       </w:pPr>
       <w:r>
         <w:rPr>
-          <w:rFonts w:ascii="Arial" w:hAnsi="Arial" w:eastAsia="Hiragino Sans"/>
+          <w:rFonts w:ascii="ＭＳ 明朝" w:hAnsi="ＭＳ 明朝" w:eastAsia="ＭＳ 明朝" w:cs="ＭＳ 明朝"/>
+          <w:sz w:val="21"/>
+          <w:szCs w:val="21"/>
         </w:rPr>
         <w:t>Vendor Guidance</w:t>
       </w:r>
     </w:p>
-    <w:p/>
+    <w:p>
+      <w:pPr>
+        <w:rPr>
+          <w:rFonts w:ascii="ＭＳ 明朝" w:hAnsi="ＭＳ 明朝" w:eastAsia="ＭＳ 明朝" w:cs="ＭＳ 明朝"/>
+          <w:sz w:val="21"/>
+          <w:szCs w:val="21"/>
+        </w:rPr>
+      </w:pPr>
+    </w:p>
     <w:p>
       <w:pPr>
         <w:pStyle w:val="1"/>
@@ -2005,10 +2565,17 @@
           <w:tab w:pos="9071" w:val="right" w:leader="dot"/>
         </w:tabs>
         <w:spacing w:before="160" w:after="100" w:line="252" w:lineRule="auto"/>
+        <w:rPr>
+          <w:rFonts w:ascii="ＭＳ 明朝" w:hAnsi="ＭＳ 明朝" w:eastAsia="ＭＳ 明朝" w:cs="ＭＳ 明朝"/>
+          <w:sz w:val="36"/>
+          <w:szCs w:val="36"/>
+        </w:rPr>
       </w:pPr>
       <w:r>
         <w:rPr>
-          <w:rFonts w:ascii="Arial" w:hAnsi="Arial" w:eastAsia="Hiragino Sans"/>
+          <w:rFonts w:ascii="ＭＳ 明朝" w:hAnsi="ＭＳ 明朝" w:eastAsia="ＭＳ 明朝" w:cs="ＭＳ 明朝"/>
+          <w:sz w:val="36"/>
+          <w:szCs w:val="36"/>
         </w:rPr>
         <w:t>付録 A. 重大度定義</w:t>
       </w:r>
@@ -2019,10 +2586,17 @@
         <w:spacing w:before="120" w:after="120"/>
         <w:ind w:left="0" w:firstLine="0"/>
         <w:jc w:val="center"/>
+        <w:rPr>
+          <w:rFonts w:ascii="ＭＳ 明朝" w:hAnsi="ＭＳ 明朝" w:eastAsia="ＭＳ 明朝" w:cs="ＭＳ 明朝"/>
+          <w:sz w:val="21"/>
+          <w:szCs w:val="21"/>
+        </w:rPr>
       </w:pPr>
       <w:r>
         <w:rPr>
-          <w:rFonts w:ascii="Arial" w:hAnsi="Arial" w:eastAsia="Hiragino Sans"/>
+          <w:rFonts w:ascii="ＭＳ 明朝" w:hAnsi="ＭＳ 明朝" w:eastAsia="ＭＳ 明朝" w:cs="ＭＳ 明朝"/>
+          <w:sz w:val="21"/>
+          <w:szCs w:val="21"/>
         </w:rPr>
         <w:t>表 A-1 重大度定義</w:t>
       </w:r>
@@ -2061,10 +2635,17 @@
             <w:pPr>
               <w:pStyle w:val="Compact"/>
               <w:spacing w:before="0" w:after="0" w:line="252" w:lineRule="auto"/>
+              <w:rPr>
+                <w:rFonts w:ascii="ＭＳ 明朝" w:hAnsi="ＭＳ 明朝" w:eastAsia="ＭＳ 明朝" w:cs="ＭＳ 明朝"/>
+                <w:sz w:val="21"/>
+                <w:szCs w:val="21"/>
+              </w:rPr>
             </w:pPr>
             <w:r>
               <w:rPr>
-                <w:rFonts w:ascii="Arial" w:hAnsi="Arial" w:eastAsia="Hiragino Sans"/>
+                <w:rFonts w:ascii="ＭＳ 明朝" w:hAnsi="ＭＳ 明朝" w:eastAsia="ＭＳ 明朝" w:cs="ＭＳ 明朝"/>
+                <w:sz w:val="21"/>
+                <w:szCs w:val="21"/>
               </w:rPr>
               <w:t>重大度</w:t>
             </w:r>
@@ -2086,10 +2667,17 @@
             <w:pPr>
               <w:pStyle w:val="Compact"/>
               <w:spacing w:before="0" w:after="0" w:line="252" w:lineRule="auto"/>
+              <w:rPr>
+                <w:rFonts w:ascii="ＭＳ 明朝" w:hAnsi="ＭＳ 明朝" w:eastAsia="ＭＳ 明朝" w:cs="ＭＳ 明朝"/>
+                <w:sz w:val="21"/>
+                <w:szCs w:val="21"/>
+              </w:rPr>
             </w:pPr>
             <w:r>
               <w:rPr>
-                <w:rFonts w:ascii="Arial" w:hAnsi="Arial" w:eastAsia="Hiragino Sans"/>
+                <w:rFonts w:ascii="ＭＳ 明朝" w:hAnsi="ＭＳ 明朝" w:eastAsia="ＭＳ 明朝" w:cs="ＭＳ 明朝"/>
+                <w:sz w:val="21"/>
+                <w:szCs w:val="21"/>
               </w:rPr>
               <w:t>説明</w:t>
             </w:r>
@@ -2112,10 +2700,17 @@
             <w:pPr>
               <w:pStyle w:val="Compact"/>
               <w:spacing w:before="0" w:after="0" w:line="252" w:lineRule="auto"/>
+              <w:rPr>
+                <w:rFonts w:ascii="ＭＳ 明朝" w:hAnsi="ＭＳ 明朝" w:eastAsia="ＭＳ 明朝" w:cs="ＭＳ 明朝"/>
+                <w:sz w:val="21"/>
+                <w:szCs w:val="21"/>
+              </w:rPr>
             </w:pPr>
             <w:r>
               <w:rPr>
-                <w:rFonts w:ascii="Arial" w:hAnsi="Arial" w:eastAsia="Hiragino Sans"/>
+                <w:rFonts w:ascii="ＭＳ 明朝" w:hAnsi="ＭＳ 明朝" w:eastAsia="ＭＳ 明朝" w:cs="ＭＳ 明朝"/>
+                <w:sz w:val="21"/>
+                <w:szCs w:val="21"/>
               </w:rPr>
               <w:t>重大</w:t>
             </w:r>
@@ -2136,10 +2731,17 @@
             <w:pPr>
               <w:pStyle w:val="Compact"/>
               <w:spacing w:before="0" w:after="0" w:line="252" w:lineRule="auto"/>
+              <w:rPr>
+                <w:rFonts w:ascii="ＭＳ 明朝" w:hAnsi="ＭＳ 明朝" w:eastAsia="ＭＳ 明朝" w:cs="ＭＳ 明朝"/>
+                <w:sz w:val="21"/>
+                <w:szCs w:val="21"/>
+              </w:rPr>
             </w:pPr>
             <w:r>
               <w:rPr>
-                <w:rFonts w:ascii="Arial" w:hAnsi="Arial" w:eastAsia="Hiragino Sans"/>
+                <w:rFonts w:ascii="ＭＳ 明朝" w:hAnsi="ＭＳ 明朝" w:eastAsia="ＭＳ 明朝" w:cs="ＭＳ 明朝"/>
+                <w:sz w:val="21"/>
+                <w:szCs w:val="21"/>
               </w:rPr>
               <w:t>緊急修復が必要な直接的リスク</w:t>
             </w:r>
@@ -2162,10 +2764,17 @@
             <w:pPr>
               <w:pStyle w:val="Compact"/>
               <w:spacing w:before="0" w:after="0" w:line="252" w:lineRule="auto"/>
+              <w:rPr>
+                <w:rFonts w:ascii="ＭＳ 明朝" w:hAnsi="ＭＳ 明朝" w:eastAsia="ＭＳ 明朝" w:cs="ＭＳ 明朝"/>
+                <w:sz w:val="21"/>
+                <w:szCs w:val="21"/>
+              </w:rPr>
             </w:pPr>
             <w:r>
               <w:rPr>
-                <w:rFonts w:ascii="Arial" w:hAnsi="Arial" w:eastAsia="Hiragino Sans"/>
+                <w:rFonts w:ascii="ＭＳ 明朝" w:hAnsi="ＭＳ 明朝" w:eastAsia="ＭＳ 明朝" w:cs="ＭＳ 明朝"/>
+                <w:sz w:val="21"/>
+                <w:szCs w:val="21"/>
               </w:rPr>
               <w:t>高</w:t>
             </w:r>
@@ -2186,10 +2795,17 @@
             <w:pPr>
               <w:pStyle w:val="Compact"/>
               <w:spacing w:before="0" w:after="0" w:line="252" w:lineRule="auto"/>
+              <w:rPr>
+                <w:rFonts w:ascii="ＭＳ 明朝" w:hAnsi="ＭＳ 明朝" w:eastAsia="ＭＳ 明朝" w:cs="ＭＳ 明朝"/>
+                <w:sz w:val="21"/>
+                <w:szCs w:val="21"/>
+              </w:rPr>
             </w:pPr>
             <w:r>
               <w:rPr>
-                <w:rFonts w:ascii="Arial" w:hAnsi="Arial" w:eastAsia="Hiragino Sans"/>
+                <w:rFonts w:ascii="ＭＳ 明朝" w:hAnsi="ＭＳ 明朝" w:eastAsia="ＭＳ 明朝" w:cs="ＭＳ 明朝"/>
+                <w:sz w:val="21"/>
+                <w:szCs w:val="21"/>
               </w:rPr>
               <w:t>重大なセキュリティ上の弱点</w:t>
             </w:r>
@@ -2212,10 +2828,17 @@
             <w:pPr>
               <w:pStyle w:val="Compact"/>
               <w:spacing w:before="0" w:after="0" w:line="252" w:lineRule="auto"/>
+              <w:rPr>
+                <w:rFonts w:ascii="ＭＳ 明朝" w:hAnsi="ＭＳ 明朝" w:eastAsia="ＭＳ 明朝" w:cs="ＭＳ 明朝"/>
+                <w:sz w:val="21"/>
+                <w:szCs w:val="21"/>
+              </w:rPr>
             </w:pPr>
             <w:r>
               <w:rPr>
-                <w:rFonts w:ascii="Arial" w:hAnsi="Arial" w:eastAsia="Hiragino Sans"/>
+                <w:rFonts w:ascii="ＭＳ 明朝" w:hAnsi="ＭＳ 明朝" w:eastAsia="ＭＳ 明朝" w:cs="ＭＳ 明朝"/>
+                <w:sz w:val="21"/>
+                <w:szCs w:val="21"/>
               </w:rPr>
               <w:t>中</w:t>
             </w:r>
@@ -2236,10 +2859,17 @@
             <w:pPr>
               <w:pStyle w:val="Compact"/>
               <w:spacing w:before="0" w:after="0" w:line="252" w:lineRule="auto"/>
+              <w:rPr>
+                <w:rFonts w:ascii="ＭＳ 明朝" w:hAnsi="ＭＳ 明朝" w:eastAsia="ＭＳ 明朝" w:cs="ＭＳ 明朝"/>
+                <w:sz w:val="21"/>
+                <w:szCs w:val="21"/>
+              </w:rPr>
             </w:pPr>
             <w:r>
               <w:rPr>
-                <w:rFonts w:ascii="Arial" w:hAnsi="Arial" w:eastAsia="Hiragino Sans"/>
+                <w:rFonts w:ascii="ＭＳ 明朝" w:hAnsi="ＭＳ 明朝" w:eastAsia="ＭＳ 明朝" w:cs="ＭＳ 明朝"/>
+                <w:sz w:val="21"/>
+                <w:szCs w:val="21"/>
               </w:rPr>
               <w:t>中程度のセキュリティ上の弱点</w:t>
             </w:r>
@@ -2262,10 +2892,17 @@
             <w:pPr>
               <w:pStyle w:val="Compact"/>
               <w:spacing w:before="0" w:after="0" w:line="252" w:lineRule="auto"/>
+              <w:rPr>
+                <w:rFonts w:ascii="ＭＳ 明朝" w:hAnsi="ＭＳ 明朝" w:eastAsia="ＭＳ 明朝" w:cs="ＭＳ 明朝"/>
+                <w:sz w:val="21"/>
+                <w:szCs w:val="21"/>
+              </w:rPr>
             </w:pPr>
             <w:r>
               <w:rPr>
-                <w:rFonts w:ascii="Arial" w:hAnsi="Arial" w:eastAsia="Hiragino Sans"/>
+                <w:rFonts w:ascii="ＭＳ 明朝" w:hAnsi="ＭＳ 明朝" w:eastAsia="ＭＳ 明朝" w:cs="ＭＳ 明朝"/>
+                <w:sz w:val="21"/>
+                <w:szCs w:val="21"/>
               </w:rPr>
               <w:t>低</w:t>
             </w:r>
@@ -2286,10 +2923,17 @@
             <w:pPr>
               <w:pStyle w:val="Compact"/>
               <w:spacing w:before="0" w:after="0" w:line="252" w:lineRule="auto"/>
+              <w:rPr>
+                <w:rFonts w:ascii="ＭＳ 明朝" w:hAnsi="ＭＳ 明朝" w:eastAsia="ＭＳ 明朝" w:cs="ＭＳ 明朝"/>
+                <w:sz w:val="21"/>
+                <w:szCs w:val="21"/>
+              </w:rPr>
             </w:pPr>
             <w:r>
               <w:rPr>
-                <w:rFonts w:ascii="Arial" w:hAnsi="Arial" w:eastAsia="Hiragino Sans"/>
+                <w:rFonts w:ascii="ＭＳ 明朝" w:hAnsi="ＭＳ 明朝" w:eastAsia="ＭＳ 明朝" w:cs="ＭＳ 明朝"/>
+                <w:sz w:val="21"/>
+                <w:szCs w:val="21"/>
               </w:rPr>
               <w:t>軽微なセキュリティ問題</w:t>
             </w:r>
@@ -2312,10 +2956,17 @@
             <w:pPr>
               <w:pStyle w:val="Compact"/>
               <w:spacing w:before="0" w:after="0" w:line="252" w:lineRule="auto"/>
+              <w:rPr>
+                <w:rFonts w:ascii="ＭＳ 明朝" w:hAnsi="ＭＳ 明朝" w:eastAsia="ＭＳ 明朝" w:cs="ＭＳ 明朝"/>
+                <w:sz w:val="21"/>
+                <w:szCs w:val="21"/>
+              </w:rPr>
             </w:pPr>
             <w:r>
               <w:rPr>
-                <w:rFonts w:ascii="Arial" w:hAnsi="Arial" w:eastAsia="Hiragino Sans"/>
+                <w:rFonts w:ascii="ＭＳ 明朝" w:hAnsi="ＭＳ 明朝" w:eastAsia="ＭＳ 明朝" w:cs="ＭＳ 明朝"/>
+                <w:sz w:val="21"/>
+                <w:szCs w:val="21"/>
               </w:rPr>
               <w:t>情報</w:t>
             </w:r>
@@ -2336,10 +2987,17 @@
             <w:pPr>
               <w:pStyle w:val="Compact"/>
               <w:spacing w:before="0" w:after="0" w:line="252" w:lineRule="auto"/>
+              <w:rPr>
+                <w:rFonts w:ascii="ＭＳ 明朝" w:hAnsi="ＭＳ 明朝" w:eastAsia="ＭＳ 明朝" w:cs="ＭＳ 明朝"/>
+                <w:sz w:val="21"/>
+                <w:szCs w:val="21"/>
+              </w:rPr>
             </w:pPr>
             <w:r>
               <w:rPr>
-                <w:rFonts w:ascii="Arial" w:hAnsi="Arial" w:eastAsia="Hiragino Sans"/>
+                <w:rFonts w:ascii="ＭＳ 明朝" w:hAnsi="ＭＳ 明朝" w:eastAsia="ＭＳ 明朝" w:cs="ＭＳ 明朝"/>
+                <w:sz w:val="21"/>
+                <w:szCs w:val="21"/>
               </w:rPr>
               <w:t>ベストプラクティス推奨事項</w:t>
             </w:r>
@@ -2347,7 +3005,18 @@
         </w:tc>
       </w:tr>
     </w:tbl>
-    <w:p/>
+    <w:p>
+      <w:pPr>
+        <w:rPr>
+          <w:rFonts w:ascii="ＭＳ 明朝" w:hAnsi="ＭＳ 明朝" w:eastAsia="ＭＳ 明朝" w:cs="ＭＳ 明朝"/>
+          <w:sz w:val="21"/>
+          <w:szCs w:val="21"/>
+        </w:rPr>
+      </w:pPr>
+    </w:p>
+    <w:sectPr>
+      <w:footerReference w:type="default" r:id="rId9"/>
+    </w:sectPr>
   </w:body>
 </w:document>
 </file>
@@ -3183,9 +3852,9 @@
   <w:docDefaults>
     <w:rPrDefault>
       <w:rPr>
-        <w:rFonts w:asciiTheme="minorHAnsi" w:eastAsiaTheme="minorEastAsia" w:hAnsiTheme="minorHAnsi" w:cstheme="minorBidi"/>
-        <w:sz w:val="24"/>
-        <w:szCs w:val="24"/>
+        <w:rFonts w:ascii="ＭＳ 明朝" w:hAnsi="ＭＳ 明朝" w:eastAsia="ＭＳ 明朝" w:cs="ＭＳ 明朝"/>
+        <w:sz w:val="21"/>
+        <w:szCs w:val="21"/>
         <w:lang w:val="en-US" w:eastAsia="en-US" w:bidi="ar-SA"/>
       </w:rPr>
     </w:rPrDefault>
@@ -3452,8 +4121,9 @@
       <w:spacing w:after="80"/>
     </w:pPr>
     <w:rPr>
-      <w:rFonts w:ascii="Arial" w:hAnsi="Arial" w:eastAsia="Hiragino Sans"/>
+      <w:rFonts w:ascii="ＭＳ 明朝" w:hAnsi="ＭＳ 明朝" w:eastAsia="ＭＳ 明朝" w:cs="ＭＳ 明朝"/>
       <w:sz w:val="21"/>
+      <w:szCs w:val="21"/>
     </w:rPr>
   </w:style>
   <w:style w:type="paragraph" w:styleId="1">
@@ -3471,11 +4141,11 @@
       <w:outlineLvl w:val="0"/>
     </w:pPr>
     <w:rPr>
-      <w:rFonts w:asciiTheme="majorHAnsi" w:eastAsiaTheme="majorEastAsia" w:hAnsiTheme="majorHAnsi" w:cstheme="majorBidi" w:ascii="Arial" w:hAnsi="Arial" w:eastAsia="Hiragino Sans"/>
+      <w:rFonts w:ascii="ＭＳ 明朝" w:hAnsi="ＭＳ 明朝" w:eastAsia="ＭＳ 明朝" w:cs="ＭＳ 明朝"/>
       <w:b/>
       <w:color w:val="0F4C5C"/>
-      <w:sz w:val="40"/>
-      <w:szCs w:val="40"/>
+      <w:sz w:val="21"/>
+      <w:szCs w:val="21"/>
     </w:rPr>
   </w:style>
   <w:style w:type="paragraph" w:styleId="2">
@@ -3495,11 +4165,11 @@
       <w:outlineLvl w:val="1"/>
     </w:pPr>
     <w:rPr>
-      <w:rFonts w:asciiTheme="majorHAnsi" w:eastAsiaTheme="majorEastAsia" w:hAnsiTheme="majorHAnsi" w:cstheme="majorBidi" w:ascii="Arial" w:hAnsi="Arial" w:eastAsia="Hiragino Sans"/>
+      <w:rFonts w:ascii="ＭＳ 明朝" w:hAnsi="ＭＳ 明朝" w:eastAsia="ＭＳ 明朝" w:cs="ＭＳ 明朝"/>
       <w:b/>
       <w:color w:val="0F4C5C"/>
-      <w:sz w:val="30"/>
-      <w:szCs w:val="32"/>
+      <w:sz w:val="21"/>
+      <w:szCs w:val="21"/>
     </w:rPr>
   </w:style>
   <w:style w:type="paragraph" w:styleId="3">
@@ -3519,11 +4189,11 @@
       <w:outlineLvl w:val="2"/>
     </w:pPr>
     <w:rPr>
-      <w:rFonts w:eastAsiaTheme="majorEastAsia" w:cstheme="majorBidi" w:ascii="Arial" w:hAnsi="Arial" w:eastAsia="Hiragino Sans"/>
+      <w:rFonts w:ascii="ＭＳ 明朝" w:hAnsi="ＭＳ 明朝" w:eastAsia="ＭＳ 明朝" w:cs="ＭＳ 明朝"/>
       <w:b/>
       <w:color w:val="0F4C5C"/>
-      <w:sz w:val="24"/>
-      <w:szCs w:val="28"/>
+      <w:sz w:val="21"/>
+      <w:szCs w:val="21"/>
     </w:rPr>
   </w:style>
   <w:style w:type="paragraph" w:styleId="4">
@@ -3543,10 +4213,12 @@
       <w:outlineLvl w:val="3"/>
     </w:pPr>
     <w:rPr>
-      <w:rFonts w:eastAsiaTheme="majorEastAsia" w:cstheme="majorBidi"/>
+      <w:rFonts w:ascii="ＭＳ 明朝" w:hAnsi="ＭＳ 明朝" w:eastAsia="ＭＳ 明朝" w:cs="ＭＳ 明朝"/>
       <w:i/>
       <w:iCs/>
       <w:color w:val="0F4761" w:themeColor="accent1" w:themeShade="BF"/>
+      <w:sz w:val="21"/>
+      <w:szCs w:val="21"/>
     </w:rPr>
   </w:style>
   <w:style w:type="paragraph" w:styleId="5">
@@ -3566,8 +4238,10 @@
       <w:outlineLvl w:val="4"/>
     </w:pPr>
     <w:rPr>
-      <w:rFonts w:eastAsiaTheme="majorEastAsia" w:cstheme="majorBidi"/>
+      <w:rFonts w:ascii="ＭＳ 明朝" w:hAnsi="ＭＳ 明朝" w:eastAsia="ＭＳ 明朝" w:cs="ＭＳ 明朝"/>
       <w:color w:val="0F4761" w:themeColor="accent1" w:themeShade="BF"/>
+      <w:sz w:val="21"/>
+      <w:szCs w:val="21"/>
     </w:rPr>
   </w:style>
   <w:style w:type="paragraph" w:styleId="6">
@@ -3587,10 +4261,12 @@
       <w:outlineLvl w:val="5"/>
     </w:pPr>
     <w:rPr>
-      <w:rFonts w:eastAsiaTheme="majorEastAsia" w:cstheme="majorBidi"/>
+      <w:rFonts w:ascii="ＭＳ 明朝" w:hAnsi="ＭＳ 明朝" w:eastAsia="ＭＳ 明朝" w:cs="ＭＳ 明朝"/>
       <w:i/>
       <w:iCs/>
       <w:color w:val="595959" w:themeColor="text1" w:themeTint="A6"/>
+      <w:sz w:val="21"/>
+      <w:szCs w:val="21"/>
     </w:rPr>
   </w:style>
   <w:style w:type="paragraph" w:styleId="7">
@@ -3610,8 +4286,10 @@
       <w:outlineLvl w:val="6"/>
     </w:pPr>
     <w:rPr>
-      <w:rFonts w:eastAsiaTheme="majorEastAsia" w:cstheme="majorBidi"/>
+      <w:rFonts w:ascii="ＭＳ 明朝" w:hAnsi="ＭＳ 明朝" w:eastAsia="ＭＳ 明朝" w:cs="ＭＳ 明朝"/>
       <w:color w:val="595959" w:themeColor="text1" w:themeTint="A6"/>
+      <w:sz w:val="21"/>
+      <w:szCs w:val="21"/>
     </w:rPr>
   </w:style>
   <w:style w:type="paragraph" w:styleId="8">
@@ -3631,10 +4309,12 @@
       <w:outlineLvl w:val="7"/>
     </w:pPr>
     <w:rPr>
-      <w:rFonts w:eastAsiaTheme="majorEastAsia" w:cstheme="majorBidi"/>
+      <w:rFonts w:ascii="ＭＳ 明朝" w:hAnsi="ＭＳ 明朝" w:eastAsia="ＭＳ 明朝" w:cs="ＭＳ 明朝"/>
       <w:i/>
       <w:iCs/>
       <w:color w:val="272727" w:themeColor="text1" w:themeTint="D8"/>
+      <w:sz w:val="21"/>
+      <w:szCs w:val="21"/>
     </w:rPr>
   </w:style>
   <w:style w:type="paragraph" w:styleId="9">
@@ -3654,8 +4334,10 @@
       <w:outlineLvl w:val="8"/>
     </w:pPr>
     <w:rPr>
-      <w:rFonts w:eastAsiaTheme="majorEastAsia" w:cstheme="majorBidi"/>
+      <w:rFonts w:ascii="ＭＳ 明朝" w:hAnsi="ＭＳ 明朝" w:eastAsia="ＭＳ 明朝" w:cs="ＭＳ 明朝"/>
       <w:color w:val="272727" w:themeColor="text1" w:themeTint="D8"/>
+      <w:sz w:val="21"/>
+      <w:szCs w:val="21"/>
     </w:rPr>
   </w:style>
   <w:style w:type="character" w:default="1" w:styleId="a1">
@@ -3721,11 +4403,11 @@
       <w:jc w:val="center"/>
     </w:pPr>
     <w:rPr>
-      <w:rFonts w:asciiTheme="majorHAnsi" w:eastAsiaTheme="majorEastAsia" w:hAnsiTheme="majorHAnsi" w:cstheme="majorBidi"/>
+      <w:rFonts w:ascii="ＭＳ 明朝" w:hAnsi="ＭＳ 明朝" w:eastAsia="ＭＳ 明朝" w:cs="ＭＳ 明朝"/>
       <w:spacing w:val="-10"/>
       <w:kern w:val="28"/>
-      <w:sz w:val="56"/>
-      <w:szCs w:val="56"/>
+      <w:sz w:val="21"/>
+      <w:szCs w:val="21"/>
     </w:rPr>
   </w:style>
   <w:style w:type="character" w:customStyle="1" w:styleId="a6">
@@ -3735,11 +4417,11 @@
     <w:uiPriority w:val="10"/>
     <w:rsid w:val="00A10FD9"/>
     <w:rPr>
-      <w:rFonts w:asciiTheme="majorHAnsi" w:eastAsiaTheme="majorEastAsia" w:hAnsiTheme="majorHAnsi" w:cstheme="majorBidi"/>
+      <w:rFonts w:ascii="ＭＳ 明朝" w:hAnsi="ＭＳ 明朝" w:eastAsia="ＭＳ 明朝" w:cs="ＭＳ 明朝"/>
       <w:spacing w:val="-10"/>
       <w:kern w:val="28"/>
-      <w:sz w:val="56"/>
-      <w:szCs w:val="56"/>
+      <w:sz w:val="21"/>
+      <w:szCs w:val="21"/>
     </w:rPr>
   </w:style>
   <w:style w:type="paragraph" w:styleId="a7">
@@ -3756,9 +4438,10 @@
       </w:numPr>
     </w:pPr>
     <w:rPr>
+      <w:rFonts w:ascii="ＭＳ 明朝" w:hAnsi="ＭＳ 明朝" w:eastAsia="ＭＳ 明朝" w:cs="ＭＳ 明朝"/>
       <w:spacing w:val="15"/>
-      <w:sz w:val="28"/>
-      <w:szCs w:val="28"/>
+      <w:sz w:val="21"/>
+      <w:szCs w:val="21"/>
     </w:rPr>
   </w:style>
   <w:style w:type="character" w:customStyle="1" w:styleId="a8">
@@ -3768,11 +4451,11 @@
     <w:uiPriority w:val="11"/>
     <w:rsid w:val="00A10FD9"/>
     <w:rPr>
-      <w:rFonts w:eastAsiaTheme="majorEastAsia" w:cstheme="majorBidi"/>
+      <w:rFonts w:ascii="ＭＳ 明朝" w:hAnsi="ＭＳ 明朝" w:eastAsia="ＭＳ 明朝" w:cs="ＭＳ 明朝"/>
       <w:color w:val="595959" w:themeColor="text1" w:themeTint="A6"/>
       <w:spacing w:val="15"/>
-      <w:sz w:val="28"/>
-      <w:szCs w:val="28"/>
+      <w:sz w:val="21"/>
+      <w:szCs w:val="21"/>
     </w:rPr>
   </w:style>
   <w:style w:type="paragraph" w:customStyle="1" w:styleId="Author">
@@ -3807,9 +4490,10 @@
       <w:jc w:val="center"/>
     </w:pPr>
     <w:rPr>
+      <w:rFonts w:ascii="ＭＳ 明朝" w:hAnsi="ＭＳ 明朝" w:eastAsia="ＭＳ 明朝" w:cs="ＭＳ 明朝"/>
       <w:b/>
-      <w:sz w:val="20"/>
-      <w:szCs w:val="20"/>
+      <w:sz w:val="21"/>
+      <w:szCs w:val="21"/>
     </w:rPr>
   </w:style>
   <w:style w:type="paragraph" w:customStyle="1" w:styleId="Abstract">
@@ -3823,8 +4507,9 @@
       <w:spacing w:before="100" w:after="300"/>
     </w:pPr>
     <w:rPr>
-      <w:sz w:val="20"/>
-      <w:szCs w:val="20"/>
+      <w:rFonts w:ascii="ＭＳ 明朝" w:hAnsi="ＭＳ 明朝" w:eastAsia="ＭＳ 明朝" w:cs="ＭＳ 明朝"/>
+      <w:sz w:val="21"/>
+      <w:szCs w:val="21"/>
     </w:rPr>
   </w:style>
   <w:style w:type="paragraph" w:styleId="aa">
@@ -3839,10 +4524,10 @@
     <w:uiPriority w:val="9"/>
     <w:rsid w:val="00A10FD9"/>
     <w:rPr>
-      <w:rFonts w:asciiTheme="majorHAnsi" w:eastAsiaTheme="majorEastAsia" w:hAnsiTheme="majorHAnsi" w:cstheme="majorBidi"/>
+      <w:rFonts w:ascii="ＭＳ 明朝" w:hAnsi="ＭＳ 明朝" w:eastAsia="ＭＳ 明朝" w:cs="ＭＳ 明朝"/>
       <w:color w:val="0F4761" w:themeColor="accent1" w:themeShade="BF"/>
-      <w:sz w:val="40"/>
-      <w:szCs w:val="40"/>
+      <w:sz w:val="21"/>
+      <w:szCs w:val="21"/>
     </w:rPr>
   </w:style>
   <w:style w:type="character" w:customStyle="1" w:styleId="20">
@@ -3853,10 +4538,10 @@
     <w:semiHidden/>
     <w:rsid w:val="00A10FD9"/>
     <w:rPr>
-      <w:rFonts w:asciiTheme="majorHAnsi" w:eastAsiaTheme="majorEastAsia" w:hAnsiTheme="majorHAnsi" w:cstheme="majorBidi"/>
+      <w:rFonts w:ascii="ＭＳ 明朝" w:hAnsi="ＭＳ 明朝" w:eastAsia="ＭＳ 明朝" w:cs="ＭＳ 明朝"/>
       <w:color w:val="0F4761" w:themeColor="accent1" w:themeShade="BF"/>
-      <w:sz w:val="32"/>
-      <w:szCs w:val="32"/>
+      <w:sz w:val="21"/>
+      <w:szCs w:val="21"/>
     </w:rPr>
   </w:style>
   <w:style w:type="character" w:customStyle="1" w:styleId="30">
@@ -3867,10 +4552,10 @@
     <w:semiHidden/>
     <w:rsid w:val="00A10FD9"/>
     <w:rPr>
-      <w:rFonts w:eastAsiaTheme="majorEastAsia" w:cstheme="majorBidi"/>
+      <w:rFonts w:ascii="ＭＳ 明朝" w:hAnsi="ＭＳ 明朝" w:eastAsia="ＭＳ 明朝" w:cs="ＭＳ 明朝"/>
       <w:color w:val="0F4761" w:themeColor="accent1" w:themeShade="BF"/>
-      <w:sz w:val="28"/>
-      <w:szCs w:val="28"/>
+      <w:sz w:val="21"/>
+      <w:szCs w:val="21"/>
     </w:rPr>
   </w:style>
   <w:style w:type="character" w:customStyle="1" w:styleId="40">
@@ -3881,10 +4566,12 @@
     <w:semiHidden/>
     <w:rsid w:val="00A10FD9"/>
     <w:rPr>
-      <w:rFonts w:eastAsiaTheme="majorEastAsia" w:cstheme="majorBidi"/>
+      <w:rFonts w:ascii="ＭＳ 明朝" w:hAnsi="ＭＳ 明朝" w:eastAsia="ＭＳ 明朝" w:cs="ＭＳ 明朝"/>
       <w:i/>
       <w:iCs/>
       <w:color w:val="0F4761" w:themeColor="accent1" w:themeShade="BF"/>
+      <w:sz w:val="21"/>
+      <w:szCs w:val="21"/>
     </w:rPr>
   </w:style>
   <w:style w:type="character" w:customStyle="1" w:styleId="50">
@@ -3895,8 +4582,10 @@
     <w:semiHidden/>
     <w:rsid w:val="00A10FD9"/>
     <w:rPr>
-      <w:rFonts w:eastAsiaTheme="majorEastAsia" w:cstheme="majorBidi"/>
+      <w:rFonts w:ascii="ＭＳ 明朝" w:hAnsi="ＭＳ 明朝" w:eastAsia="ＭＳ 明朝" w:cs="ＭＳ 明朝"/>
       <w:color w:val="0F4761" w:themeColor="accent1" w:themeShade="BF"/>
+      <w:sz w:val="21"/>
+      <w:szCs w:val="21"/>
     </w:rPr>
   </w:style>
   <w:style w:type="character" w:customStyle="1" w:styleId="60">
@@ -3907,10 +4596,12 @@
     <w:semiHidden/>
     <w:rsid w:val="00A10FD9"/>
     <w:rPr>
-      <w:rFonts w:eastAsiaTheme="majorEastAsia" w:cstheme="majorBidi"/>
+      <w:rFonts w:ascii="ＭＳ 明朝" w:hAnsi="ＭＳ 明朝" w:eastAsia="ＭＳ 明朝" w:cs="ＭＳ 明朝"/>
       <w:i/>
       <w:iCs/>
       <w:color w:val="595959" w:themeColor="text1" w:themeTint="A6"/>
+      <w:sz w:val="21"/>
+      <w:szCs w:val="21"/>
     </w:rPr>
   </w:style>
   <w:style w:type="character" w:customStyle="1" w:styleId="70">
@@ -3921,8 +4612,10 @@
     <w:semiHidden/>
     <w:rsid w:val="00A10FD9"/>
     <w:rPr>
-      <w:rFonts w:eastAsiaTheme="majorEastAsia" w:cstheme="majorBidi"/>
+      <w:rFonts w:ascii="ＭＳ 明朝" w:hAnsi="ＭＳ 明朝" w:eastAsia="ＭＳ 明朝" w:cs="ＭＳ 明朝"/>
       <w:color w:val="595959" w:themeColor="text1" w:themeTint="A6"/>
+      <w:sz w:val="21"/>
+      <w:szCs w:val="21"/>
     </w:rPr>
   </w:style>
   <w:style w:type="character" w:customStyle="1" w:styleId="80">
@@ -3933,10 +4626,12 @@
     <w:semiHidden/>
     <w:rsid w:val="00A10FD9"/>
     <w:rPr>
-      <w:rFonts w:eastAsiaTheme="majorEastAsia" w:cstheme="majorBidi"/>
+      <w:rFonts w:ascii="ＭＳ 明朝" w:hAnsi="ＭＳ 明朝" w:eastAsia="ＭＳ 明朝" w:cs="ＭＳ 明朝"/>
       <w:i/>
       <w:iCs/>
       <w:color w:val="272727" w:themeColor="text1" w:themeTint="D8"/>
+      <w:sz w:val="21"/>
+      <w:szCs w:val="21"/>
     </w:rPr>
   </w:style>
   <w:style w:type="character" w:customStyle="1" w:styleId="90">
@@ -3947,8 +4642,10 @@
     <w:semiHidden/>
     <w:rsid w:val="00A10FD9"/>
     <w:rPr>
-      <w:rFonts w:eastAsiaTheme="majorEastAsia" w:cstheme="majorBidi"/>
+      <w:rFonts w:ascii="ＭＳ 明朝" w:hAnsi="ＭＳ 明朝" w:eastAsia="ＭＳ 明朝" w:cs="ＭＳ 明朝"/>
       <w:color w:val="272727" w:themeColor="text1" w:themeTint="D8"/>
+      <w:sz w:val="21"/>
+      <w:szCs w:val="21"/>
     </w:rPr>
   </w:style>
   <w:style w:type="paragraph" w:styleId="ab">
@@ -4021,7 +4718,10 @@
       <w:spacing w:after="0"/>
     </w:pPr>
     <w:rPr>
+      <w:rFonts w:ascii="ＭＳ 明朝" w:hAnsi="ＭＳ 明朝" w:eastAsia="ＭＳ 明朝" w:cs="ＭＳ 明朝"/>
       <w:b/>
+      <w:sz w:val="21"/>
+      <w:szCs w:val="21"/>
     </w:rPr>
   </w:style>
   <w:style w:type="paragraph" w:customStyle="1" w:styleId="Definition">
@@ -4036,7 +4736,10 @@
       <w:spacing w:after="120"/>
     </w:pPr>
     <w:rPr>
+      <w:rFonts w:ascii="ＭＳ 明朝" w:hAnsi="ＭＳ 明朝" w:eastAsia="ＭＳ 明朝" w:cs="ＭＳ 明朝"/>
       <w:i/>
+      <w:sz w:val="21"/>
+      <w:szCs w:val="21"/>
     </w:rPr>
   </w:style>
   <w:style w:type="paragraph" w:customStyle="1" w:styleId="TableCaption">
@@ -4071,8 +4774,9 @@
     <w:basedOn w:val="ae"/>
     <w:link w:val="SourceCode"/>
     <w:rPr>
-      <w:rFonts w:ascii="Consolas" w:hAnsi="Consolas"/>
-      <w:sz w:val="22"/>
+      <w:rFonts w:ascii="ＭＳ 明朝" w:hAnsi="ＭＳ 明朝" w:eastAsia="ＭＳ 明朝" w:cs="ＭＳ 明朝"/>
+      <w:sz w:val="21"/>
+      <w:szCs w:val="21"/>
     </w:rPr>
   </w:style>
   <w:style w:type="character" w:customStyle="1" w:styleId="SectionNumber">
@@ -4083,7 +4787,10 @@
     <w:name w:val="footnote reference"/>
     <w:basedOn w:val="ae"/>
     <w:rPr>
+      <w:rFonts w:ascii="ＭＳ 明朝" w:hAnsi="ＭＳ 明朝" w:eastAsia="ＭＳ 明朝" w:cs="ＭＳ 明朝"/>
       <w:vertAlign w:val="superscript"/>
+      <w:sz w:val="21"/>
+      <w:szCs w:val="21"/>
     </w:rPr>
   </w:style>
   <w:style w:type="character" w:styleId="af0">
@@ -4091,7 +4798,10 @@
     <w:basedOn w:val="ae"/>
     <w:uiPriority w:val="99"/>
     <w:rPr>
+      <w:rFonts w:ascii="ＭＳ 明朝" w:hAnsi="ＭＳ 明朝" w:eastAsia="ＭＳ 明朝" w:cs="ＭＳ 明朝"/>
       <w:color w:val="156082" w:themeColor="accent1"/>
+      <w:sz w:val="21"/>
+      <w:szCs w:val="21"/>
     </w:rPr>
   </w:style>
   <w:style w:type="paragraph" w:styleId="TOC">
@@ -4118,291 +4828,322 @@
     <w:name w:val="KeywordTok"/>
     <w:basedOn w:val="VerbatimChar"/>
     <w:rPr>
-      <w:rFonts w:ascii="Consolas" w:hAnsi="Consolas"/>
+      <w:rFonts w:ascii="ＭＳ 明朝" w:hAnsi="ＭＳ 明朝" w:eastAsia="ＭＳ 明朝" w:cs="ＭＳ 明朝"/>
       <w:b/>
       <w:color w:val="007020"/>
-      <w:sz w:val="22"/>
+      <w:sz w:val="21"/>
+      <w:szCs w:val="21"/>
     </w:rPr>
   </w:style>
   <w:style w:type="character" w:customStyle="1" w:styleId="DataTypeTok">
     <w:name w:val="DataTypeTok"/>
     <w:basedOn w:val="VerbatimChar"/>
     <w:rPr>
-      <w:rFonts w:ascii="Consolas" w:hAnsi="Consolas"/>
+      <w:rFonts w:ascii="ＭＳ 明朝" w:hAnsi="ＭＳ 明朝" w:eastAsia="ＭＳ 明朝" w:cs="ＭＳ 明朝"/>
       <w:color w:val="902000"/>
-      <w:sz w:val="22"/>
+      <w:sz w:val="21"/>
+      <w:szCs w:val="21"/>
     </w:rPr>
   </w:style>
   <w:style w:type="character" w:customStyle="1" w:styleId="DecValTok">
     <w:name w:val="DecValTok"/>
     <w:basedOn w:val="VerbatimChar"/>
     <w:rPr>
-      <w:rFonts w:ascii="Consolas" w:hAnsi="Consolas"/>
+      <w:rFonts w:ascii="ＭＳ 明朝" w:hAnsi="ＭＳ 明朝" w:eastAsia="ＭＳ 明朝" w:cs="ＭＳ 明朝"/>
       <w:color w:val="40A070"/>
-      <w:sz w:val="22"/>
+      <w:sz w:val="21"/>
+      <w:szCs w:val="21"/>
     </w:rPr>
   </w:style>
   <w:style w:type="character" w:customStyle="1" w:styleId="BaseNTok">
     <w:name w:val="BaseNTok"/>
     <w:basedOn w:val="VerbatimChar"/>
     <w:rPr>
-      <w:rFonts w:ascii="Consolas" w:hAnsi="Consolas"/>
+      <w:rFonts w:ascii="ＭＳ 明朝" w:hAnsi="ＭＳ 明朝" w:eastAsia="ＭＳ 明朝" w:cs="ＭＳ 明朝"/>
       <w:color w:val="40A070"/>
-      <w:sz w:val="22"/>
+      <w:sz w:val="21"/>
+      <w:szCs w:val="21"/>
     </w:rPr>
   </w:style>
   <w:style w:type="character" w:customStyle="1" w:styleId="FloatTok">
     <w:name w:val="FloatTok"/>
     <w:basedOn w:val="VerbatimChar"/>
     <w:rPr>
-      <w:rFonts w:ascii="Consolas" w:hAnsi="Consolas"/>
+      <w:rFonts w:ascii="ＭＳ 明朝" w:hAnsi="ＭＳ 明朝" w:eastAsia="ＭＳ 明朝" w:cs="ＭＳ 明朝"/>
       <w:color w:val="40A070"/>
-      <w:sz w:val="22"/>
+      <w:sz w:val="21"/>
+      <w:szCs w:val="21"/>
     </w:rPr>
   </w:style>
   <w:style w:type="character" w:customStyle="1" w:styleId="ConstantTok">
     <w:name w:val="ConstantTok"/>
     <w:basedOn w:val="VerbatimChar"/>
     <w:rPr>
-      <w:rFonts w:ascii="Consolas" w:hAnsi="Consolas"/>
+      <w:rFonts w:ascii="ＭＳ 明朝" w:hAnsi="ＭＳ 明朝" w:eastAsia="ＭＳ 明朝" w:cs="ＭＳ 明朝"/>
       <w:color w:val="880000"/>
-      <w:sz w:val="22"/>
+      <w:sz w:val="21"/>
+      <w:szCs w:val="21"/>
     </w:rPr>
   </w:style>
   <w:style w:type="character" w:customStyle="1" w:styleId="CharTok">
     <w:name w:val="CharTok"/>
     <w:basedOn w:val="VerbatimChar"/>
     <w:rPr>
-      <w:rFonts w:ascii="Consolas" w:hAnsi="Consolas"/>
+      <w:rFonts w:ascii="ＭＳ 明朝" w:hAnsi="ＭＳ 明朝" w:eastAsia="ＭＳ 明朝" w:cs="ＭＳ 明朝"/>
       <w:color w:val="4070A0"/>
-      <w:sz w:val="22"/>
+      <w:sz w:val="21"/>
+      <w:szCs w:val="21"/>
     </w:rPr>
   </w:style>
   <w:style w:type="character" w:customStyle="1" w:styleId="SpecialCharTok">
     <w:name w:val="SpecialCharTok"/>
     <w:basedOn w:val="VerbatimChar"/>
     <w:rPr>
-      <w:rFonts w:ascii="Consolas" w:hAnsi="Consolas"/>
+      <w:rFonts w:ascii="ＭＳ 明朝" w:hAnsi="ＭＳ 明朝" w:eastAsia="ＭＳ 明朝" w:cs="ＭＳ 明朝"/>
       <w:color w:val="4070A0"/>
-      <w:sz w:val="22"/>
+      <w:sz w:val="21"/>
+      <w:szCs w:val="21"/>
     </w:rPr>
   </w:style>
   <w:style w:type="character" w:customStyle="1" w:styleId="StringTok">
     <w:name w:val="StringTok"/>
     <w:basedOn w:val="VerbatimChar"/>
     <w:rPr>
-      <w:rFonts w:ascii="Consolas" w:hAnsi="Consolas"/>
+      <w:rFonts w:ascii="ＭＳ 明朝" w:hAnsi="ＭＳ 明朝" w:eastAsia="ＭＳ 明朝" w:cs="ＭＳ 明朝"/>
       <w:color w:val="4070A0"/>
-      <w:sz w:val="22"/>
+      <w:sz w:val="21"/>
+      <w:szCs w:val="21"/>
     </w:rPr>
   </w:style>
   <w:style w:type="character" w:customStyle="1" w:styleId="VerbatimStringTok">
     <w:name w:val="VerbatimStringTok"/>
     <w:basedOn w:val="VerbatimChar"/>
     <w:rPr>
-      <w:rFonts w:ascii="Consolas" w:hAnsi="Consolas"/>
+      <w:rFonts w:ascii="ＭＳ 明朝" w:hAnsi="ＭＳ 明朝" w:eastAsia="ＭＳ 明朝" w:cs="ＭＳ 明朝"/>
       <w:color w:val="4070A0"/>
-      <w:sz w:val="22"/>
+      <w:sz w:val="21"/>
+      <w:szCs w:val="21"/>
     </w:rPr>
   </w:style>
   <w:style w:type="character" w:customStyle="1" w:styleId="SpecialStringTok">
     <w:name w:val="SpecialStringTok"/>
     <w:basedOn w:val="VerbatimChar"/>
     <w:rPr>
-      <w:rFonts w:ascii="Consolas" w:hAnsi="Consolas"/>
+      <w:rFonts w:ascii="ＭＳ 明朝" w:hAnsi="ＭＳ 明朝" w:eastAsia="ＭＳ 明朝" w:cs="ＭＳ 明朝"/>
       <w:color w:val="BB6688"/>
-      <w:sz w:val="22"/>
+      <w:sz w:val="21"/>
+      <w:szCs w:val="21"/>
     </w:rPr>
   </w:style>
   <w:style w:type="character" w:customStyle="1" w:styleId="ImportTok">
     <w:name w:val="ImportTok"/>
     <w:basedOn w:val="VerbatimChar"/>
     <w:rPr>
-      <w:rFonts w:ascii="Consolas" w:hAnsi="Consolas"/>
+      <w:rFonts w:ascii="ＭＳ 明朝" w:hAnsi="ＭＳ 明朝" w:eastAsia="ＭＳ 明朝" w:cs="ＭＳ 明朝"/>
       <w:b/>
       <w:color w:val="008000"/>
-      <w:sz w:val="22"/>
+      <w:sz w:val="21"/>
+      <w:szCs w:val="21"/>
     </w:rPr>
   </w:style>
   <w:style w:type="character" w:customStyle="1" w:styleId="CommentTok">
     <w:name w:val="CommentTok"/>
     <w:basedOn w:val="VerbatimChar"/>
     <w:rPr>
-      <w:rFonts w:ascii="Consolas" w:hAnsi="Consolas"/>
+      <w:rFonts w:ascii="ＭＳ 明朝" w:hAnsi="ＭＳ 明朝" w:eastAsia="ＭＳ 明朝" w:cs="ＭＳ 明朝"/>
       <w:i/>
       <w:color w:val="60A0B0"/>
-      <w:sz w:val="22"/>
+      <w:sz w:val="21"/>
+      <w:szCs w:val="21"/>
     </w:rPr>
   </w:style>
   <w:style w:type="character" w:customStyle="1" w:styleId="DocumentationTok">
     <w:name w:val="DocumentationTok"/>
     <w:basedOn w:val="VerbatimChar"/>
     <w:rPr>
-      <w:rFonts w:ascii="Consolas" w:hAnsi="Consolas"/>
+      <w:rFonts w:ascii="ＭＳ 明朝" w:hAnsi="ＭＳ 明朝" w:eastAsia="ＭＳ 明朝" w:cs="ＭＳ 明朝"/>
       <w:i/>
       <w:color w:val="BA2121"/>
-      <w:sz w:val="22"/>
+      <w:sz w:val="21"/>
+      <w:szCs w:val="21"/>
     </w:rPr>
   </w:style>
   <w:style w:type="character" w:customStyle="1" w:styleId="AnnotationTok">
     <w:name w:val="AnnotationTok"/>
     <w:basedOn w:val="VerbatimChar"/>
     <w:rPr>
-      <w:rFonts w:ascii="Consolas" w:hAnsi="Consolas"/>
+      <w:rFonts w:ascii="ＭＳ 明朝" w:hAnsi="ＭＳ 明朝" w:eastAsia="ＭＳ 明朝" w:cs="ＭＳ 明朝"/>
       <w:b/>
       <w:i/>
       <w:color w:val="60A0B0"/>
-      <w:sz w:val="22"/>
+      <w:sz w:val="21"/>
+      <w:szCs w:val="21"/>
     </w:rPr>
   </w:style>
   <w:style w:type="character" w:customStyle="1" w:styleId="CommentVarTok">
     <w:name w:val="CommentVarTok"/>
     <w:basedOn w:val="VerbatimChar"/>
     <w:rPr>
-      <w:rFonts w:ascii="Consolas" w:hAnsi="Consolas"/>
+      <w:rFonts w:ascii="ＭＳ 明朝" w:hAnsi="ＭＳ 明朝" w:eastAsia="ＭＳ 明朝" w:cs="ＭＳ 明朝"/>
       <w:b/>
       <w:i/>
       <w:color w:val="60A0B0"/>
-      <w:sz w:val="22"/>
+      <w:sz w:val="21"/>
+      <w:szCs w:val="21"/>
     </w:rPr>
   </w:style>
   <w:style w:type="character" w:customStyle="1" w:styleId="OtherTok">
     <w:name w:val="OtherTok"/>
     <w:basedOn w:val="VerbatimChar"/>
     <w:rPr>
-      <w:rFonts w:ascii="Consolas" w:hAnsi="Consolas"/>
+      <w:rFonts w:ascii="ＭＳ 明朝" w:hAnsi="ＭＳ 明朝" w:eastAsia="ＭＳ 明朝" w:cs="ＭＳ 明朝"/>
       <w:color w:val="007020"/>
-      <w:sz w:val="22"/>
+      <w:sz w:val="21"/>
+      <w:szCs w:val="21"/>
     </w:rPr>
   </w:style>
   <w:style w:type="character" w:customStyle="1" w:styleId="FunctionTok">
     <w:name w:val="FunctionTok"/>
     <w:basedOn w:val="VerbatimChar"/>
     <w:rPr>
-      <w:rFonts w:ascii="Consolas" w:hAnsi="Consolas"/>
+      <w:rFonts w:ascii="ＭＳ 明朝" w:hAnsi="ＭＳ 明朝" w:eastAsia="ＭＳ 明朝" w:cs="ＭＳ 明朝"/>
       <w:color w:val="06287E"/>
-      <w:sz w:val="22"/>
+      <w:sz w:val="21"/>
+      <w:szCs w:val="21"/>
     </w:rPr>
   </w:style>
   <w:style w:type="character" w:customStyle="1" w:styleId="VariableTok">
     <w:name w:val="VariableTok"/>
     <w:basedOn w:val="VerbatimChar"/>
     <w:rPr>
-      <w:rFonts w:ascii="Consolas" w:hAnsi="Consolas"/>
+      <w:rFonts w:ascii="ＭＳ 明朝" w:hAnsi="ＭＳ 明朝" w:eastAsia="ＭＳ 明朝" w:cs="ＭＳ 明朝"/>
       <w:color w:val="19177C"/>
-      <w:sz w:val="22"/>
+      <w:sz w:val="21"/>
+      <w:szCs w:val="21"/>
     </w:rPr>
   </w:style>
   <w:style w:type="character" w:customStyle="1" w:styleId="ControlFlowTok">
     <w:name w:val="ControlFlowTok"/>
     <w:basedOn w:val="VerbatimChar"/>
     <w:rPr>
-      <w:rFonts w:ascii="Consolas" w:hAnsi="Consolas"/>
+      <w:rFonts w:ascii="ＭＳ 明朝" w:hAnsi="ＭＳ 明朝" w:eastAsia="ＭＳ 明朝" w:cs="ＭＳ 明朝"/>
       <w:b/>
       <w:color w:val="007020"/>
-      <w:sz w:val="22"/>
+      <w:sz w:val="21"/>
+      <w:szCs w:val="21"/>
     </w:rPr>
   </w:style>
   <w:style w:type="character" w:customStyle="1" w:styleId="OperatorTok">
     <w:name w:val="OperatorTok"/>
     <w:basedOn w:val="VerbatimChar"/>
     <w:rPr>
-      <w:rFonts w:ascii="Consolas" w:hAnsi="Consolas"/>
+      <w:rFonts w:ascii="ＭＳ 明朝" w:hAnsi="ＭＳ 明朝" w:eastAsia="ＭＳ 明朝" w:cs="ＭＳ 明朝"/>
       <w:color w:val="666666"/>
-      <w:sz w:val="22"/>
+      <w:sz w:val="21"/>
+      <w:szCs w:val="21"/>
     </w:rPr>
   </w:style>
   <w:style w:type="character" w:customStyle="1" w:styleId="BuiltInTok">
     <w:name w:val="BuiltInTok"/>
     <w:basedOn w:val="VerbatimChar"/>
     <w:rPr>
-      <w:rFonts w:ascii="Consolas" w:hAnsi="Consolas"/>
+      <w:rFonts w:ascii="ＭＳ 明朝" w:hAnsi="ＭＳ 明朝" w:eastAsia="ＭＳ 明朝" w:cs="ＭＳ 明朝"/>
       <w:color w:val="008000"/>
-      <w:sz w:val="22"/>
+      <w:sz w:val="21"/>
+      <w:szCs w:val="21"/>
     </w:rPr>
   </w:style>
   <w:style w:type="character" w:customStyle="1" w:styleId="ExtensionTok">
     <w:name w:val="ExtensionTok"/>
     <w:basedOn w:val="VerbatimChar"/>
     <w:rPr>
-      <w:rFonts w:ascii="Consolas" w:hAnsi="Consolas"/>
-      <w:sz w:val="22"/>
+      <w:rFonts w:ascii="ＭＳ 明朝" w:hAnsi="ＭＳ 明朝" w:eastAsia="ＭＳ 明朝" w:cs="ＭＳ 明朝"/>
+      <w:sz w:val="21"/>
+      <w:szCs w:val="21"/>
     </w:rPr>
   </w:style>
   <w:style w:type="character" w:customStyle="1" w:styleId="PreprocessorTok">
     <w:name w:val="PreprocessorTok"/>
     <w:basedOn w:val="VerbatimChar"/>
     <w:rPr>
-      <w:rFonts w:ascii="Consolas" w:hAnsi="Consolas"/>
+      <w:rFonts w:ascii="ＭＳ 明朝" w:hAnsi="ＭＳ 明朝" w:eastAsia="ＭＳ 明朝" w:cs="ＭＳ 明朝"/>
       <w:color w:val="BC7A00"/>
-      <w:sz w:val="22"/>
+      <w:sz w:val="21"/>
+      <w:szCs w:val="21"/>
     </w:rPr>
   </w:style>
   <w:style w:type="character" w:customStyle="1" w:styleId="AttributeTok">
     <w:name w:val="AttributeTok"/>
     <w:basedOn w:val="VerbatimChar"/>
     <w:rPr>
-      <w:rFonts w:ascii="Consolas" w:hAnsi="Consolas"/>
+      <w:rFonts w:ascii="ＭＳ 明朝" w:hAnsi="ＭＳ 明朝" w:eastAsia="ＭＳ 明朝" w:cs="ＭＳ 明朝"/>
       <w:color w:val="7D9029"/>
-      <w:sz w:val="22"/>
+      <w:sz w:val="21"/>
+      <w:szCs w:val="21"/>
     </w:rPr>
   </w:style>
   <w:style w:type="character" w:customStyle="1" w:styleId="RegionMarkerTok">
     <w:name w:val="RegionMarkerTok"/>
     <w:basedOn w:val="VerbatimChar"/>
     <w:rPr>
-      <w:rFonts w:ascii="Consolas" w:hAnsi="Consolas"/>
-      <w:sz w:val="22"/>
+      <w:rFonts w:ascii="ＭＳ 明朝" w:hAnsi="ＭＳ 明朝" w:eastAsia="ＭＳ 明朝" w:cs="ＭＳ 明朝"/>
+      <w:sz w:val="21"/>
+      <w:szCs w:val="21"/>
     </w:rPr>
   </w:style>
   <w:style w:type="character" w:customStyle="1" w:styleId="InformationTok">
     <w:name w:val="InformationTok"/>
     <w:basedOn w:val="VerbatimChar"/>
     <w:rPr>
-      <w:rFonts w:ascii="Consolas" w:hAnsi="Consolas"/>
+      <w:rFonts w:ascii="ＭＳ 明朝" w:hAnsi="ＭＳ 明朝" w:eastAsia="ＭＳ 明朝" w:cs="ＭＳ 明朝"/>
       <w:b/>
       <w:i/>
       <w:color w:val="60A0B0"/>
-      <w:sz w:val="22"/>
+      <w:sz w:val="21"/>
+      <w:szCs w:val="21"/>
     </w:rPr>
   </w:style>
   <w:style w:type="character" w:customStyle="1" w:styleId="WarningTok">
     <w:name w:val="WarningTok"/>
     <w:basedOn w:val="VerbatimChar"/>
     <w:rPr>
-      <w:rFonts w:ascii="Consolas" w:hAnsi="Consolas"/>
+      <w:rFonts w:ascii="ＭＳ 明朝" w:hAnsi="ＭＳ 明朝" w:eastAsia="ＭＳ 明朝" w:cs="ＭＳ 明朝"/>
       <w:b/>
       <w:i/>
       <w:color w:val="60A0B0"/>
-      <w:sz w:val="22"/>
+      <w:sz w:val="21"/>
+      <w:szCs w:val="21"/>
     </w:rPr>
   </w:style>
   <w:style w:type="character" w:customStyle="1" w:styleId="AlertTok">
     <w:name w:val="AlertTok"/>
     <w:basedOn w:val="VerbatimChar"/>
     <w:rPr>
-      <w:rFonts w:ascii="Consolas" w:hAnsi="Consolas"/>
+      <w:rFonts w:ascii="ＭＳ 明朝" w:hAnsi="ＭＳ 明朝" w:eastAsia="ＭＳ 明朝" w:cs="ＭＳ 明朝"/>
       <w:b/>
       <w:color w:val="FF0000"/>
-      <w:sz w:val="22"/>
+      <w:sz w:val="21"/>
+      <w:szCs w:val="21"/>
     </w:rPr>
   </w:style>
   <w:style w:type="character" w:customStyle="1" w:styleId="ErrorTok">
     <w:name w:val="ErrorTok"/>
     <w:basedOn w:val="VerbatimChar"/>
     <w:rPr>
-      <w:rFonts w:ascii="Consolas" w:hAnsi="Consolas"/>
+      <w:rFonts w:ascii="ＭＳ 明朝" w:hAnsi="ＭＳ 明朝" w:eastAsia="ＭＳ 明朝" w:cs="ＭＳ 明朝"/>
       <w:b/>
       <w:color w:val="FF0000"/>
-      <w:sz w:val="22"/>
+      <w:sz w:val="21"/>
+      <w:szCs w:val="21"/>
     </w:rPr>
   </w:style>
   <w:style w:type="character" w:customStyle="1" w:styleId="NormalTok">
     <w:name w:val="NormalTok"/>
     <w:basedOn w:val="VerbatimChar"/>
     <w:rPr>
-      <w:rFonts w:ascii="Consolas" w:hAnsi="Consolas"/>
-      <w:sz w:val="22"/>
+      <w:rFonts w:ascii="ＭＳ 明朝" w:hAnsi="ＭＳ 明朝" w:eastAsia="ＭＳ 明朝" w:cs="ＭＳ 明朝"/>
+      <w:sz w:val="21"/>
+      <w:szCs w:val="21"/>
     </w:rPr>
   </w:style>
   <w:style w:type="paragraph" w:styleId="TOC1">
